--- a/EDA_NYC_Taxi_Analysis_Shaila_Shree_V.docx
+++ b/EDA_NYC_Taxi_Analysis_Shaila_Shree_V.docx
@@ -10,7 +10,13 @@
       <w:bookmarkStart w:id="0" w:name="_6gbtxuv62syo" w:colFirst="0" w:colLast="0"/>
       <w:bookmarkEnd w:id="0"/>
       <w:r>
-        <w:t>Report: Optimising NYC Taxi Operations</w:t>
+        <w:t>Report: Optimi</w:t>
+      </w:r>
+      <w:r>
+        <w:t>z</w:t>
+      </w:r>
+      <w:r>
+        <w:t>ing NYC Taxi Operations</w:t>
       </w:r>
     </w:p>
     <w:p>
@@ -38,6 +44,9 @@
       <w:r>
         <w:t>Loading the dataset</w:t>
       </w:r>
+      <w:r>
+        <w:t xml:space="preserve">  </w:t>
+      </w:r>
     </w:p>
     <w:p>
       <w:pPr>
@@ -75,7 +84,21 @@
         <w:rPr>
           <w:bCs/>
         </w:rPr>
-        <w:t>rst and foremost imported all required libraries: numpy, pandas, matplotlib and seaborn</w:t>
+        <w:t xml:space="preserve">rst and foremost imported all required libraries: </w:t>
+      </w:r>
+      <w:proofErr w:type="spellStart"/>
+      <w:r>
+        <w:rPr>
+          <w:bCs/>
+        </w:rPr>
+        <w:t>numpy</w:t>
+      </w:r>
+      <w:proofErr w:type="spellEnd"/>
+      <w:r>
+        <w:rPr>
+          <w:bCs/>
+        </w:rPr>
+        <w:t>, pandas, matplotlib and seaborn</w:t>
       </w:r>
     </w:p>
     <w:p>
@@ -139,24 +162,28 @@
         </w:rPr>
         <w:t xml:space="preserve">Have written a method </w:t>
       </w:r>
+      <w:proofErr w:type="spellStart"/>
       <w:r>
         <w:rPr>
           <w:b/>
         </w:rPr>
         <w:t>sampleData</w:t>
       </w:r>
-      <w:r>
-        <w:rPr>
-          <w:bCs/>
-        </w:rPr>
-        <w:t xml:space="preserve">(df) which does the above operation by segregating the date and time for </w:t>
-      </w:r>
+      <w:proofErr w:type="spellEnd"/>
+      <w:r>
+        <w:rPr>
+          <w:bCs/>
+        </w:rPr>
+        <w:t xml:space="preserve"> which does the above operation by segregating the date and time for </w:t>
+      </w:r>
+      <w:proofErr w:type="spellStart"/>
       <w:r>
         <w:rPr>
           <w:b/>
         </w:rPr>
         <w:t>tpep_pickup_datetime</w:t>
       </w:r>
+      <w:proofErr w:type="spellEnd"/>
       <w:r>
         <w:rPr>
           <w:bCs/>
@@ -188,12 +215,14 @@
         </w:rPr>
         <w:t>(</w:t>
       </w:r>
+      <w:proofErr w:type="spellStart"/>
       <w:r>
         <w:rPr>
           <w:b/>
         </w:rPr>
         <w:t>sampleData</w:t>
       </w:r>
+      <w:proofErr w:type="spellEnd"/>
       <w:r>
         <w:rPr>
           <w:bCs/>
@@ -327,8 +356,21 @@
           <w:numId w:val="23"/>
         </w:numPr>
       </w:pPr>
-      <w:r>
-        <w:t>Passenger_count and RatecodeId column is in float64</w:t>
+      <w:proofErr w:type="spellStart"/>
+      <w:r>
+        <w:t>Passenger_count</w:t>
+      </w:r>
+      <w:proofErr w:type="spellEnd"/>
+      <w:r>
+        <w:t xml:space="preserve"> and </w:t>
+      </w:r>
+      <w:proofErr w:type="spellStart"/>
+      <w:r>
+        <w:t>RatecodeId</w:t>
+      </w:r>
+      <w:proofErr w:type="spellEnd"/>
+      <w:r>
+        <w:t xml:space="preserve"> column is in float64</w:t>
       </w:r>
     </w:p>
     <w:p>
@@ -340,7 +382,15 @@
         </w:numPr>
       </w:pPr>
       <w:r>
-        <w:t>There are two airport_fee columns in the dataset</w:t>
+        <w:t xml:space="preserve">There are two </w:t>
+      </w:r>
+      <w:proofErr w:type="spellStart"/>
+      <w:r>
+        <w:t>airport_fee</w:t>
+      </w:r>
+      <w:proofErr w:type="spellEnd"/>
+      <w:r>
+        <w:t xml:space="preserve"> columns in the dataset</w:t>
       </w:r>
     </w:p>
     <w:p>
@@ -361,7 +411,21 @@
         <w:rPr>
           <w:lang w:val="en-IN"/>
         </w:rPr>
-        <w:t>298735 Airport_Fee column is empty, which accounts to around 12% of the data</w:t>
+        <w:t xml:space="preserve">298735 </w:t>
+      </w:r>
+      <w:proofErr w:type="spellStart"/>
+      <w:r>
+        <w:rPr>
+          <w:lang w:val="en-IN"/>
+        </w:rPr>
+        <w:t>Airport_Fee</w:t>
+      </w:r>
+      <w:proofErr w:type="spellEnd"/>
+      <w:r>
+        <w:rPr>
+          <w:lang w:val="en-IN"/>
+        </w:rPr>
+        <w:t xml:space="preserve"> column is empty, which accounts to around 12% of the data</w:t>
       </w:r>
     </w:p>
     <w:p>
@@ -410,6 +474,7 @@
       <w:r>
         <w:t xml:space="preserve"> </w:t>
       </w:r>
+      <w:proofErr w:type="spellStart"/>
       <w:r>
         <w:rPr>
           <w:b/>
@@ -417,6 +482,7 @@
         </w:rPr>
         <w:t>mta_tax</w:t>
       </w:r>
+      <w:proofErr w:type="spellEnd"/>
       <w:r>
         <w:rPr>
           <w:b/>
@@ -457,6 +523,7 @@
         </w:rPr>
         <w:t xml:space="preserve"> </w:t>
       </w:r>
+      <w:proofErr w:type="spellStart"/>
       <w:r>
         <w:rPr>
           <w:b/>
@@ -465,6 +532,7 @@
         </w:rPr>
         <w:t>improvement_surcharge</w:t>
       </w:r>
+      <w:proofErr w:type="spellEnd"/>
       <w:r>
         <w:rPr>
           <w:b/>
@@ -515,6 +583,7 @@
         <w:lastRenderedPageBreak/>
         <w:t xml:space="preserve">Dropped column </w:t>
       </w:r>
+      <w:proofErr w:type="spellStart"/>
       <w:r>
         <w:rPr>
           <w:b/>
@@ -522,6 +591,7 @@
         </w:rPr>
         <w:t>store_and_fwd_flag</w:t>
       </w:r>
+      <w:proofErr w:type="spellEnd"/>
       <w:r>
         <w:t xml:space="preserve"> as it is not of much significance</w:t>
       </w:r>
@@ -554,6 +624,7 @@
         </w:rPr>
         <w:t xml:space="preserve">hanged the data type of </w:t>
       </w:r>
+      <w:proofErr w:type="spellStart"/>
       <w:r>
         <w:rPr>
           <w:b/>
@@ -562,6 +633,7 @@
         </w:rPr>
         <w:t>passenger_count</w:t>
       </w:r>
+      <w:proofErr w:type="spellEnd"/>
       <w:r>
         <w:rPr>
           <w:lang w:val="en-IN"/>
@@ -574,6 +646,7 @@
         </w:rPr>
         <w:t xml:space="preserve"> and rounded off </w:t>
       </w:r>
+      <w:proofErr w:type="spellStart"/>
       <w:r>
         <w:rPr>
           <w:b/>
@@ -582,6 +655,7 @@
         </w:rPr>
         <w:t>tolls_amount</w:t>
       </w:r>
+      <w:proofErr w:type="spellEnd"/>
       <w:r>
         <w:rPr>
           <w:lang w:val="en-IN"/>
@@ -609,6 +683,7 @@
         </w:rPr>
         <w:t xml:space="preserve">Reset index using </w:t>
       </w:r>
+      <w:proofErr w:type="spellStart"/>
       <w:r>
         <w:rPr>
           <w:b/>
@@ -617,6 +692,7 @@
         </w:rPr>
         <w:t>reset_index</w:t>
       </w:r>
+      <w:proofErr w:type="spellEnd"/>
       <w:r>
         <w:rPr>
           <w:lang w:val="en-IN"/>
@@ -636,7 +712,21 @@
         <w:rPr>
           <w:b/>
         </w:rPr>
-        <w:t>Combine the two airport_fee columns</w:t>
+        <w:t xml:space="preserve">Combine the two </w:t>
+      </w:r>
+      <w:proofErr w:type="spellStart"/>
+      <w:r>
+        <w:rPr>
+          <w:b/>
+        </w:rPr>
+        <w:t>airport_fee</w:t>
+      </w:r>
+      <w:proofErr w:type="spellEnd"/>
+      <w:r>
+        <w:rPr>
+          <w:b/>
+        </w:rPr>
+        <w:t xml:space="preserve"> columns</w:t>
       </w:r>
       <w:r>
         <w:rPr>
@@ -648,8 +738,72 @@
         <w:rPr>
           <w:iCs/>
         </w:rPr>
-        <w:t>Since airport_fee has lesser non nulls when compared to Airport_fee, merge Airport_fee with airport_fee where ever it is null: and drop column airport_fee</w:t>
-      </w:r>
+        <w:t xml:space="preserve">Since </w:t>
+      </w:r>
+      <w:proofErr w:type="spellStart"/>
+      <w:r>
+        <w:rPr>
+          <w:iCs/>
+        </w:rPr>
+        <w:t>airport_fee</w:t>
+      </w:r>
+      <w:proofErr w:type="spellEnd"/>
+      <w:r>
+        <w:rPr>
+          <w:iCs/>
+        </w:rPr>
+        <w:t xml:space="preserve"> has lesser non nulls when compared to </w:t>
+      </w:r>
+      <w:proofErr w:type="spellStart"/>
+      <w:r>
+        <w:rPr>
+          <w:iCs/>
+        </w:rPr>
+        <w:t>Airport_fee</w:t>
+      </w:r>
+      <w:proofErr w:type="spellEnd"/>
+      <w:r>
+        <w:rPr>
+          <w:iCs/>
+        </w:rPr>
+        <w:t xml:space="preserve">, merge </w:t>
+      </w:r>
+      <w:proofErr w:type="spellStart"/>
+      <w:r>
+        <w:rPr>
+          <w:iCs/>
+        </w:rPr>
+        <w:t>Airport_fee</w:t>
+      </w:r>
+      <w:proofErr w:type="spellEnd"/>
+      <w:r>
+        <w:rPr>
+          <w:iCs/>
+        </w:rPr>
+        <w:t xml:space="preserve"> with </w:t>
+      </w:r>
+      <w:proofErr w:type="spellStart"/>
+      <w:r>
+        <w:rPr>
+          <w:iCs/>
+        </w:rPr>
+        <w:t>airport_fee</w:t>
+      </w:r>
+      <w:proofErr w:type="spellEnd"/>
+      <w:r>
+        <w:rPr>
+          <w:iCs/>
+        </w:rPr>
+        <w:t xml:space="preserve"> where ever it is null: and drop column </w:t>
+      </w:r>
+      <w:proofErr w:type="spellStart"/>
+      <w:r>
+        <w:rPr>
+          <w:iCs/>
+        </w:rPr>
+        <w:t>airport_fee</w:t>
+      </w:r>
+      <w:proofErr w:type="spellEnd"/>
     </w:p>
     <w:p>
       <w:pPr>
@@ -698,11 +852,19 @@
           <w:bCs/>
         </w:rPr>
       </w:pPr>
-      <w:r>
-        <w:rPr>
-          <w:bCs/>
-        </w:rPr>
-        <w:t>total_amount(123 records with negative value</w:t>
+      <w:proofErr w:type="spellStart"/>
+      <w:r>
+        <w:rPr>
+          <w:bCs/>
+        </w:rPr>
+        <w:t>total_amount</w:t>
+      </w:r>
+      <w:proofErr w:type="spellEnd"/>
+      <w:r>
+        <w:rPr>
+          <w:bCs/>
+        </w:rPr>
+        <w:t>(123 records with negative value</w:t>
       </w:r>
     </w:p>
     <w:p>
@@ -716,11 +878,19 @@
           <w:bCs/>
         </w:rPr>
       </w:pPr>
-      <w:r>
-        <w:rPr>
-          <w:bCs/>
-        </w:rPr>
-        <w:t>Airport_fee (24 records with negative value)</w:t>
+      <w:proofErr w:type="spellStart"/>
+      <w:r>
+        <w:rPr>
+          <w:bCs/>
+        </w:rPr>
+        <w:t>Airport_fee</w:t>
+      </w:r>
+      <w:proofErr w:type="spellEnd"/>
+      <w:r>
+        <w:rPr>
+          <w:bCs/>
+        </w:rPr>
+        <w:t xml:space="preserve"> (24 records with negative value)</w:t>
       </w:r>
     </w:p>
     <w:p>
@@ -734,11 +904,19 @@
           <w:bCs/>
         </w:rPr>
       </w:pPr>
-      <w:r>
-        <w:rPr>
-          <w:bCs/>
-        </w:rPr>
-        <w:t>Congestion_surcharge (91 records with negative value)</w:t>
+      <w:proofErr w:type="spellStart"/>
+      <w:r>
+        <w:rPr>
+          <w:bCs/>
+        </w:rPr>
+        <w:t>Congestion_surcharge</w:t>
+      </w:r>
+      <w:proofErr w:type="spellEnd"/>
+      <w:r>
+        <w:rPr>
+          <w:bCs/>
+        </w:rPr>
+        <w:t xml:space="preserve"> (91 records with negative value)</w:t>
       </w:r>
       <w:r>
         <w:rPr>
@@ -792,7 +970,15 @@
         </w:numPr>
       </w:pPr>
       <w:r>
-        <w:t>Missing proportion is 0.034187 for the below columns: This was achieved using isna().mean() method:</w:t>
+        <w:t xml:space="preserve">Missing proportion is 0.034187 for the below columns: This was achieved using </w:t>
+      </w:r>
+      <w:proofErr w:type="spellStart"/>
+      <w:r>
+        <w:t>isna</w:t>
+      </w:r>
+      <w:proofErr w:type="spellEnd"/>
+      <w:r>
+        <w:t>().mean() method:</w:t>
       </w:r>
     </w:p>
     <w:p>
@@ -803,9 +989,11 @@
           <w:numId w:val="12"/>
         </w:numPr>
       </w:pPr>
+      <w:proofErr w:type="spellStart"/>
       <w:r>
         <w:t>Passenger_count</w:t>
       </w:r>
+      <w:proofErr w:type="spellEnd"/>
     </w:p>
     <w:p>
       <w:pPr>
@@ -815,9 +1003,11 @@
           <w:numId w:val="12"/>
         </w:numPr>
       </w:pPr>
+      <w:proofErr w:type="spellStart"/>
       <w:r>
         <w:t>RatecodeID</w:t>
       </w:r>
+      <w:proofErr w:type="spellEnd"/>
     </w:p>
     <w:p>
       <w:pPr>
@@ -827,9 +1017,11 @@
           <w:numId w:val="12"/>
         </w:numPr>
       </w:pPr>
+      <w:proofErr w:type="spellStart"/>
       <w:r>
         <w:t>Store_and_fwd_flag</w:t>
       </w:r>
+      <w:proofErr w:type="spellEnd"/>
     </w:p>
     <w:p>
       <w:pPr>
@@ -839,9 +1031,11 @@
           <w:numId w:val="12"/>
         </w:numPr>
       </w:pPr>
+      <w:proofErr w:type="spellStart"/>
       <w:r>
         <w:t>Congestion_surcharge</w:t>
       </w:r>
+      <w:proofErr w:type="spellEnd"/>
     </w:p>
     <w:p>
       <w:pPr>
@@ -851,9 +1045,11 @@
           <w:numId w:val="12"/>
         </w:numPr>
       </w:pPr>
+      <w:proofErr w:type="spellStart"/>
       <w:r>
         <w:t>Airport_fee</w:t>
       </w:r>
+      <w:proofErr w:type="spellEnd"/>
     </w:p>
     <w:p>
       <w:pPr>
@@ -867,8 +1063,16 @@
         <w:rPr>
           <w:b/>
         </w:rPr>
-        <w:t>Handling missing values in passenger_count</w:t>
-      </w:r>
+        <w:t xml:space="preserve">Handling missing values in </w:t>
+      </w:r>
+      <w:proofErr w:type="spellStart"/>
+      <w:r>
+        <w:rPr>
+          <w:b/>
+        </w:rPr>
+        <w:t>passenger_count</w:t>
+      </w:r>
+      <w:proofErr w:type="spellEnd"/>
     </w:p>
     <w:p>
       <w:pPr>
@@ -884,7 +1088,15 @@
         </w:numPr>
       </w:pPr>
       <w:r>
-        <w:t xml:space="preserve">Impute passenger_count with </w:t>
+        <w:t xml:space="preserve">Impute </w:t>
+      </w:r>
+      <w:proofErr w:type="spellStart"/>
+      <w:r>
+        <w:t>passenger_count</w:t>
+      </w:r>
+      <w:proofErr w:type="spellEnd"/>
+      <w:r>
+        <w:t xml:space="preserve"> with </w:t>
       </w:r>
       <w:r>
         <w:rPr>
@@ -894,7 +1106,23 @@
         <w:t>Mode</w:t>
       </w:r>
       <w:r>
-        <w:t>, so that there is no record with passenger_count as NAN. Also convert the data type of passenger_count from float to int:</w:t>
+        <w:t xml:space="preserve">, so that there is no record with </w:t>
+      </w:r>
+      <w:proofErr w:type="spellStart"/>
+      <w:r>
+        <w:t>passenger_count</w:t>
+      </w:r>
+      <w:proofErr w:type="spellEnd"/>
+      <w:r>
+        <w:t xml:space="preserve"> as NAN. Also convert the data type of </w:t>
+      </w:r>
+      <w:proofErr w:type="spellStart"/>
+      <w:r>
+        <w:t>passenger_count</w:t>
+      </w:r>
+      <w:proofErr w:type="spellEnd"/>
+      <w:r>
+        <w:t xml:space="preserve"> from float to int:</w:t>
       </w:r>
       <w:r>
         <w:br/>
@@ -912,8 +1140,16 @@
         <w:rPr>
           <w:b/>
         </w:rPr>
-        <w:t>Handle missing values in RatecodeID</w:t>
-      </w:r>
+        <w:t xml:space="preserve">Handle missing values in </w:t>
+      </w:r>
+      <w:proofErr w:type="spellStart"/>
+      <w:r>
+        <w:rPr>
+          <w:b/>
+        </w:rPr>
+        <w:t>RatecodeID</w:t>
+      </w:r>
+      <w:proofErr w:type="spellEnd"/>
     </w:p>
     <w:p>
       <w:pPr>
@@ -926,10 +1162,42 @@
       </w:pPr>
       <w:r>
         <w:lastRenderedPageBreak/>
-        <w:t>There are no records with fare_amount negative, when we compare the RatecodeID for total_amount negative we see that m</w:t>
-      </w:r>
-      <w:r>
-        <w:t>ajority of the RatecodeID uses standard rate</w:t>
+        <w:t xml:space="preserve">There are no records with </w:t>
+      </w:r>
+      <w:proofErr w:type="spellStart"/>
+      <w:r>
+        <w:t>fare_amount</w:t>
+      </w:r>
+      <w:proofErr w:type="spellEnd"/>
+      <w:r>
+        <w:t xml:space="preserve"> negative, when we compare the </w:t>
+      </w:r>
+      <w:proofErr w:type="spellStart"/>
+      <w:r>
+        <w:t>RatecodeID</w:t>
+      </w:r>
+      <w:proofErr w:type="spellEnd"/>
+      <w:r>
+        <w:t xml:space="preserve"> for </w:t>
+      </w:r>
+      <w:proofErr w:type="spellStart"/>
+      <w:r>
+        <w:t>total_amount</w:t>
+      </w:r>
+      <w:proofErr w:type="spellEnd"/>
+      <w:r>
+        <w:t xml:space="preserve"> negative we see that m</w:t>
+      </w:r>
+      <w:r>
+        <w:t xml:space="preserve">ajority of the </w:t>
+      </w:r>
+      <w:proofErr w:type="spellStart"/>
+      <w:r>
+        <w:t>RatecodeID</w:t>
+      </w:r>
+      <w:proofErr w:type="spellEnd"/>
+      <w:r>
+        <w:t xml:space="preserve"> uses standard rate</w:t>
       </w:r>
     </w:p>
     <w:p>
@@ -944,12 +1212,14 @@
       <w:r>
         <w:t xml:space="preserve">Impute </w:t>
       </w:r>
+      <w:proofErr w:type="spellStart"/>
       <w:r>
         <w:rPr>
           <w:b/>
         </w:rPr>
         <w:t>RatecodeID</w:t>
       </w:r>
+      <w:proofErr w:type="spellEnd"/>
       <w:r>
         <w:t xml:space="preserve"> with </w:t>
       </w:r>
@@ -963,21 +1233,25 @@
       <w:r>
         <w:t xml:space="preserve">, so that there is no record with </w:t>
       </w:r>
+      <w:proofErr w:type="spellStart"/>
       <w:r>
         <w:rPr>
           <w:b/>
         </w:rPr>
         <w:t>RatecodeID</w:t>
       </w:r>
+      <w:proofErr w:type="spellEnd"/>
       <w:r>
         <w:t xml:space="preserve"> as NAN. Also convert the data type of </w:t>
       </w:r>
+      <w:proofErr w:type="spellStart"/>
       <w:r>
         <w:rPr>
           <w:b/>
         </w:rPr>
         <w:t>RatecodeID</w:t>
       </w:r>
+      <w:proofErr w:type="spellEnd"/>
       <w:r>
         <w:t xml:space="preserve"> from float to int:</w:t>
       </w:r>
@@ -994,8 +1268,30 @@
         <w:rPr>
           <w:b/>
         </w:rPr>
-        <w:t>Impute NaN in congestion_surcharge</w:t>
-      </w:r>
+        <w:t xml:space="preserve">Impute </w:t>
+      </w:r>
+      <w:proofErr w:type="spellStart"/>
+      <w:r>
+        <w:rPr>
+          <w:b/>
+        </w:rPr>
+        <w:t>NaN</w:t>
+      </w:r>
+      <w:proofErr w:type="spellEnd"/>
+      <w:r>
+        <w:rPr>
+          <w:b/>
+        </w:rPr>
+        <w:t xml:space="preserve"> in </w:t>
+      </w:r>
+      <w:proofErr w:type="spellStart"/>
+      <w:r>
+        <w:rPr>
+          <w:b/>
+        </w:rPr>
+        <w:t>congestion_surcharge</w:t>
+      </w:r>
+      <w:proofErr w:type="spellEnd"/>
     </w:p>
     <w:p>
       <w:pPr>
@@ -1009,11 +1305,19 @@
       <w:r>
         <w:t xml:space="preserve">Impute </w:t>
       </w:r>
-      <w:r>
-        <w:rPr>
-          <w:b/>
-        </w:rPr>
-        <w:t xml:space="preserve">congestion_surcharge </w:t>
+      <w:proofErr w:type="spellStart"/>
+      <w:r>
+        <w:rPr>
+          <w:b/>
+        </w:rPr>
+        <w:t>congestion_surcharge</w:t>
+      </w:r>
+      <w:proofErr w:type="spellEnd"/>
+      <w:r>
+        <w:rPr>
+          <w:b/>
+        </w:rPr>
+        <w:t xml:space="preserve"> </w:t>
       </w:r>
       <w:r>
         <w:t xml:space="preserve">with </w:t>
@@ -1028,11 +1332,19 @@
       <w:r>
         <w:t xml:space="preserve">, so that there is no record with </w:t>
       </w:r>
-      <w:r>
-        <w:rPr>
-          <w:b/>
-        </w:rPr>
-        <w:t xml:space="preserve">congestion_surcharge </w:t>
+      <w:proofErr w:type="spellStart"/>
+      <w:r>
+        <w:rPr>
+          <w:b/>
+        </w:rPr>
+        <w:t>congestion_surcharge</w:t>
+      </w:r>
+      <w:proofErr w:type="spellEnd"/>
+      <w:r>
+        <w:rPr>
+          <w:b/>
+        </w:rPr>
+        <w:t xml:space="preserve"> </w:t>
       </w:r>
       <w:r>
         <w:t xml:space="preserve">as NAN. </w:t>
@@ -1053,6 +1365,7 @@
       <w:r>
         <w:t>Same was done for “</w:t>
       </w:r>
+      <w:proofErr w:type="spellStart"/>
       <w:r>
         <w:rPr>
           <w:b/>
@@ -1061,11 +1374,26 @@
         </w:rPr>
         <w:t>Airport_fee</w:t>
       </w:r>
+      <w:proofErr w:type="spellEnd"/>
       <w:r>
         <w:rPr>
           <w:lang w:val="en-IN"/>
         </w:rPr>
-        <w:t>” column, and ensured there are no NAN values in the entire dataframe:</w:t>
+        <w:t xml:space="preserve">” column, and ensured there are no NAN values in the entire </w:t>
+      </w:r>
+      <w:proofErr w:type="spellStart"/>
+      <w:r>
+        <w:rPr>
+          <w:lang w:val="en-IN"/>
+        </w:rPr>
+        <w:t>dataframe</w:t>
+      </w:r>
+      <w:proofErr w:type="spellEnd"/>
+      <w:r>
+        <w:rPr>
+          <w:lang w:val="en-IN"/>
+        </w:rPr>
+        <w:t>:</w:t>
       </w:r>
     </w:p>
     <w:p>
@@ -1089,7 +1417,15 @@
       <w:bookmarkStart w:id="5" w:name="_qzc79sclti4b" w:colFirst="0" w:colLast="0"/>
       <w:bookmarkEnd w:id="5"/>
       <w:r>
-        <w:t>Handling Outliers and Standardising Values</w:t>
+        <w:t xml:space="preserve">Handling Outliers and </w:t>
+      </w:r>
+      <w:proofErr w:type="spellStart"/>
+      <w:r>
+        <w:t>Standardising</w:t>
+      </w:r>
+      <w:proofErr w:type="spellEnd"/>
+      <w:r>
+        <w:t xml:space="preserve"> Values</w:t>
       </w:r>
     </w:p>
     <w:p>
@@ -1125,8 +1461,21 @@
         </w:numPr>
         <w:spacing w:line="240" w:lineRule="auto"/>
       </w:pPr>
-      <w:r>
-        <w:t>passenger_count – passenger_count &gt; 6</w:t>
+      <w:proofErr w:type="spellStart"/>
+      <w:r>
+        <w:t>passenger_count</w:t>
+      </w:r>
+      <w:proofErr w:type="spellEnd"/>
+      <w:r>
+        <w:t xml:space="preserve"> – </w:t>
+      </w:r>
+      <w:proofErr w:type="spellStart"/>
+      <w:r>
+        <w:t>passenger_count</w:t>
+      </w:r>
+      <w:proofErr w:type="spellEnd"/>
+      <w:r>
+        <w:t xml:space="preserve"> &gt; 6</w:t>
       </w:r>
       <w:r>
         <w:t xml:space="preserve"> (31 records) </w:t>
@@ -1141,8 +1490,13 @@
         </w:numPr>
         <w:spacing w:line="240" w:lineRule="auto"/>
       </w:pPr>
-      <w:r>
-        <w:t>fare_amount &gt; 14000 (1 record)</w:t>
+      <w:proofErr w:type="spellStart"/>
+      <w:r>
+        <w:t>fare_amount</w:t>
+      </w:r>
+      <w:proofErr w:type="spellEnd"/>
+      <w:r>
+        <w:t xml:space="preserve"> &gt; 14000 (1 record)</w:t>
       </w:r>
     </w:p>
     <w:p>
@@ -1154,8 +1508,21 @@
         </w:numPr>
         <w:spacing w:line="240" w:lineRule="auto"/>
       </w:pPr>
-      <w:r>
-        <w:t>trip_distance is zero and fare_amount &gt; 300</w:t>
+      <w:proofErr w:type="spellStart"/>
+      <w:r>
+        <w:t>trip_distance</w:t>
+      </w:r>
+      <w:proofErr w:type="spellEnd"/>
+      <w:r>
+        <w:t xml:space="preserve"> is zero and </w:t>
+      </w:r>
+      <w:proofErr w:type="spellStart"/>
+      <w:r>
+        <w:t>fare_amount</w:t>
+      </w:r>
+      <w:proofErr w:type="spellEnd"/>
+      <w:r>
+        <w:t xml:space="preserve"> &gt; 300</w:t>
       </w:r>
       <w:r>
         <w:t xml:space="preserve"> (50 record)</w:t>
@@ -1170,8 +1537,21 @@
         </w:numPr>
         <w:spacing w:line="240" w:lineRule="auto"/>
       </w:pPr>
-      <w:r>
-        <w:t>trip_distance is zero and fare_amount is zero and pickup location is different from drop location</w:t>
+      <w:proofErr w:type="spellStart"/>
+      <w:r>
+        <w:t>trip_distance</w:t>
+      </w:r>
+      <w:proofErr w:type="spellEnd"/>
+      <w:r>
+        <w:t xml:space="preserve"> is zero and </w:t>
+      </w:r>
+      <w:proofErr w:type="spellStart"/>
+      <w:r>
+        <w:t>fare_amount</w:t>
+      </w:r>
+      <w:proofErr w:type="spellEnd"/>
+      <w:r>
+        <w:t xml:space="preserve"> is zero and pickup location is different from drop location</w:t>
       </w:r>
       <w:r>
         <w:t xml:space="preserve"> (98 records)</w:t>
@@ -1186,8 +1566,13 @@
         </w:numPr>
         <w:spacing w:line="240" w:lineRule="auto"/>
       </w:pPr>
-      <w:r>
-        <w:t xml:space="preserve">trip_distance more than 250 miles </w:t>
+      <w:proofErr w:type="spellStart"/>
+      <w:r>
+        <w:t>trip_distance</w:t>
+      </w:r>
+      <w:proofErr w:type="spellEnd"/>
+      <w:r>
+        <w:t xml:space="preserve"> more than 250 miles </w:t>
       </w:r>
       <w:r>
         <w:t>(63 records)</w:t>
@@ -1202,8 +1587,13 @@
         </w:numPr>
         <w:spacing w:line="240" w:lineRule="auto"/>
       </w:pPr>
-      <w:r>
-        <w:t>payment_type is zero</w:t>
+      <w:proofErr w:type="spellStart"/>
+      <w:r>
+        <w:t>payment_type</w:t>
+      </w:r>
+      <w:proofErr w:type="spellEnd"/>
+      <w:r>
+        <w:t xml:space="preserve"> is zero</w:t>
       </w:r>
       <w:r>
         <w:t xml:space="preserve"> (90865)</w:t>
@@ -1218,8 +1608,21 @@
         </w:numPr>
         <w:spacing w:line="240" w:lineRule="auto"/>
       </w:pPr>
-      <w:r>
-        <w:t>trip_distance is going upto 2000</w:t>
+      <w:proofErr w:type="spellStart"/>
+      <w:r>
+        <w:t>trip_distance</w:t>
+      </w:r>
+      <w:proofErr w:type="spellEnd"/>
+      <w:r>
+        <w:t xml:space="preserve"> is going </w:t>
+      </w:r>
+      <w:proofErr w:type="spellStart"/>
+      <w:r>
+        <w:t>upto</w:t>
+      </w:r>
+      <w:proofErr w:type="spellEnd"/>
+      <w:r>
+        <w:t xml:space="preserve"> 2000</w:t>
       </w:r>
       <w:r>
         <w:t>, which is truly an outlier</w:t>
@@ -1297,7 +1700,15 @@
         </w:numPr>
       </w:pPr>
       <w:r>
-        <w:t>Removed records with passenger_count is more than 6</w:t>
+        <w:t xml:space="preserve">Removed records with </w:t>
+      </w:r>
+      <w:proofErr w:type="spellStart"/>
+      <w:r>
+        <w:t>passenger_count</w:t>
+      </w:r>
+      <w:proofErr w:type="spellEnd"/>
+      <w:r>
+        <w:t xml:space="preserve"> is more than 6</w:t>
       </w:r>
     </w:p>
     <w:p>
@@ -1314,11 +1725,47 @@
       <w:r>
         <w:t>D</w:t>
       </w:r>
+      <w:proofErr w:type="spellStart"/>
       <w:r>
         <w:rPr>
           <w:lang w:val="en-IN"/>
         </w:rPr>
-        <w:t>rop records where trip_distance = 0 and fare_amount &gt;300</w:t>
+        <w:t>rop</w:t>
+      </w:r>
+      <w:proofErr w:type="spellEnd"/>
+      <w:r>
+        <w:rPr>
+          <w:lang w:val="en-IN"/>
+        </w:rPr>
+        <w:t xml:space="preserve"> records where </w:t>
+      </w:r>
+      <w:proofErr w:type="spellStart"/>
+      <w:r>
+        <w:rPr>
+          <w:lang w:val="en-IN"/>
+        </w:rPr>
+        <w:t>trip_distance</w:t>
+      </w:r>
+      <w:proofErr w:type="spellEnd"/>
+      <w:r>
+        <w:rPr>
+          <w:lang w:val="en-IN"/>
+        </w:rPr>
+        <w:t xml:space="preserve"> = 0 and </w:t>
+      </w:r>
+      <w:proofErr w:type="spellStart"/>
+      <w:r>
+        <w:rPr>
+          <w:lang w:val="en-IN"/>
+        </w:rPr>
+        <w:t>fare_amount</w:t>
+      </w:r>
+      <w:proofErr w:type="spellEnd"/>
+      <w:r>
+        <w:rPr>
+          <w:lang w:val="en-IN"/>
+        </w:rPr>
+        <w:t xml:space="preserve"> &gt;300</w:t>
       </w:r>
     </w:p>
     <w:p>
@@ -1336,19 +1783,41 @@
         <w:rPr>
           <w:lang w:val="en-IN"/>
         </w:rPr>
-        <w:t xml:space="preserve">Replace fare_amount with median for entries where </w:t>
-      </w:r>
+        <w:t xml:space="preserve">Replace </w:t>
+      </w:r>
+      <w:proofErr w:type="spellStart"/>
       <w:r>
         <w:rPr>
           <w:lang w:val="en-IN"/>
         </w:rPr>
+        <w:t>fare_amount</w:t>
+      </w:r>
+      <w:proofErr w:type="spellEnd"/>
+      <w:r>
+        <w:rPr>
+          <w:lang w:val="en-IN"/>
+        </w:rPr>
+        <w:t xml:space="preserve"> with median for entries where </w:t>
+      </w:r>
+      <w:proofErr w:type="spellStart"/>
+      <w:r>
+        <w:rPr>
+          <w:lang w:val="en-IN"/>
+        </w:rPr>
         <w:t>f</w:t>
       </w:r>
       <w:r>
         <w:rPr>
           <w:lang w:val="en-IN"/>
         </w:rPr>
-        <w:t>are_amount &gt; 300</w:t>
+        <w:t>are_amount</w:t>
+      </w:r>
+      <w:proofErr w:type="spellEnd"/>
+      <w:r>
+        <w:rPr>
+          <w:lang w:val="en-IN"/>
+        </w:rPr>
+        <w:t xml:space="preserve"> &gt; 300</w:t>
       </w:r>
     </w:p>
     <w:p>
@@ -1366,7 +1835,35 @@
         <w:rPr>
           <w:lang w:val="en-IN"/>
         </w:rPr>
-        <w:t>Drop records where trip_distance = 0 and fare_amount = 0 and Pickup location is not same as drop location</w:t>
+        <w:t xml:space="preserve">Drop records where </w:t>
+      </w:r>
+      <w:proofErr w:type="spellStart"/>
+      <w:r>
+        <w:rPr>
+          <w:lang w:val="en-IN"/>
+        </w:rPr>
+        <w:t>trip_distance</w:t>
+      </w:r>
+      <w:proofErr w:type="spellEnd"/>
+      <w:r>
+        <w:rPr>
+          <w:lang w:val="en-IN"/>
+        </w:rPr>
+        <w:t xml:space="preserve"> = 0 and </w:t>
+      </w:r>
+      <w:proofErr w:type="spellStart"/>
+      <w:r>
+        <w:rPr>
+          <w:lang w:val="en-IN"/>
+        </w:rPr>
+        <w:t>fare_amount</w:t>
+      </w:r>
+      <w:proofErr w:type="spellEnd"/>
+      <w:r>
+        <w:rPr>
+          <w:lang w:val="en-IN"/>
+        </w:rPr>
+        <w:t xml:space="preserve"> = 0 and Pickup location is not same as drop location</w:t>
       </w:r>
     </w:p>
     <w:p>
@@ -1384,7 +1881,35 @@
         <w:rPr>
           <w:lang w:val="en-IN"/>
         </w:rPr>
-        <w:t>Replace trip_distance with median for entries where trip_distance &gt;250</w:t>
+        <w:t xml:space="preserve">Replace </w:t>
+      </w:r>
+      <w:proofErr w:type="spellStart"/>
+      <w:r>
+        <w:rPr>
+          <w:lang w:val="en-IN"/>
+        </w:rPr>
+        <w:t>trip_distance</w:t>
+      </w:r>
+      <w:proofErr w:type="spellEnd"/>
+      <w:r>
+        <w:rPr>
+          <w:lang w:val="en-IN"/>
+        </w:rPr>
+        <w:t xml:space="preserve"> with median for entries where </w:t>
+      </w:r>
+      <w:proofErr w:type="spellStart"/>
+      <w:r>
+        <w:rPr>
+          <w:lang w:val="en-IN"/>
+        </w:rPr>
+        <w:t>trip_distance</w:t>
+      </w:r>
+      <w:proofErr w:type="spellEnd"/>
+      <w:r>
+        <w:rPr>
+          <w:lang w:val="en-IN"/>
+        </w:rPr>
+        <w:t xml:space="preserve"> &gt;250</w:t>
       </w:r>
     </w:p>
     <w:p/>
@@ -1452,7 +1977,189 @@
         <w:rPr>
           <w:bCs/>
         </w:rPr>
-        <w:t>Numeric Columns - 'VendorID', 'passenger_count', 'trip_distance', 'RatecodeID', 'PULocationID', 'DOLocationID', 'payment_type', 'fare_amount', 'extra', 'tip_amount', 'tolls_amount', 'total_amount', 'congestion_surcharge', 'hour', 'Airport_fee'</w:t>
+        <w:t>Numeric Columns - '</w:t>
+      </w:r>
+      <w:proofErr w:type="spellStart"/>
+      <w:r>
+        <w:rPr>
+          <w:bCs/>
+        </w:rPr>
+        <w:t>VendorID</w:t>
+      </w:r>
+      <w:proofErr w:type="spellEnd"/>
+      <w:r>
+        <w:rPr>
+          <w:bCs/>
+        </w:rPr>
+        <w:t>', '</w:t>
+      </w:r>
+      <w:proofErr w:type="spellStart"/>
+      <w:r>
+        <w:rPr>
+          <w:bCs/>
+        </w:rPr>
+        <w:t>passenger_count</w:t>
+      </w:r>
+      <w:proofErr w:type="spellEnd"/>
+      <w:r>
+        <w:rPr>
+          <w:bCs/>
+        </w:rPr>
+        <w:t>', '</w:t>
+      </w:r>
+      <w:proofErr w:type="spellStart"/>
+      <w:r>
+        <w:rPr>
+          <w:bCs/>
+        </w:rPr>
+        <w:t>trip_distance</w:t>
+      </w:r>
+      <w:proofErr w:type="spellEnd"/>
+      <w:r>
+        <w:rPr>
+          <w:bCs/>
+        </w:rPr>
+        <w:t>', '</w:t>
+      </w:r>
+      <w:proofErr w:type="spellStart"/>
+      <w:r>
+        <w:rPr>
+          <w:bCs/>
+        </w:rPr>
+        <w:t>RatecodeID</w:t>
+      </w:r>
+      <w:proofErr w:type="spellEnd"/>
+      <w:r>
+        <w:rPr>
+          <w:bCs/>
+        </w:rPr>
+        <w:t>', '</w:t>
+      </w:r>
+      <w:proofErr w:type="spellStart"/>
+      <w:r>
+        <w:rPr>
+          <w:bCs/>
+        </w:rPr>
+        <w:t>PULocationID</w:t>
+      </w:r>
+      <w:proofErr w:type="spellEnd"/>
+      <w:r>
+        <w:rPr>
+          <w:bCs/>
+        </w:rPr>
+        <w:t>', '</w:t>
+      </w:r>
+      <w:proofErr w:type="spellStart"/>
+      <w:r>
+        <w:rPr>
+          <w:bCs/>
+        </w:rPr>
+        <w:t>DOLocationID</w:t>
+      </w:r>
+      <w:proofErr w:type="spellEnd"/>
+      <w:r>
+        <w:rPr>
+          <w:bCs/>
+        </w:rPr>
+        <w:t>', '</w:t>
+      </w:r>
+      <w:proofErr w:type="spellStart"/>
+      <w:r>
+        <w:rPr>
+          <w:bCs/>
+        </w:rPr>
+        <w:t>payment_type</w:t>
+      </w:r>
+      <w:proofErr w:type="spellEnd"/>
+      <w:r>
+        <w:rPr>
+          <w:bCs/>
+        </w:rPr>
+        <w:t>', '</w:t>
+      </w:r>
+      <w:proofErr w:type="spellStart"/>
+      <w:r>
+        <w:rPr>
+          <w:bCs/>
+        </w:rPr>
+        <w:t>fare_amount</w:t>
+      </w:r>
+      <w:proofErr w:type="spellEnd"/>
+      <w:r>
+        <w:rPr>
+          <w:bCs/>
+        </w:rPr>
+        <w:t>', 'extra', '</w:t>
+      </w:r>
+      <w:proofErr w:type="spellStart"/>
+      <w:r>
+        <w:rPr>
+          <w:bCs/>
+        </w:rPr>
+        <w:t>tip_amount</w:t>
+      </w:r>
+      <w:proofErr w:type="spellEnd"/>
+      <w:r>
+        <w:rPr>
+          <w:bCs/>
+        </w:rPr>
+        <w:t>', '</w:t>
+      </w:r>
+      <w:proofErr w:type="spellStart"/>
+      <w:r>
+        <w:rPr>
+          <w:bCs/>
+        </w:rPr>
+        <w:t>tolls_amount</w:t>
+      </w:r>
+      <w:proofErr w:type="spellEnd"/>
+      <w:r>
+        <w:rPr>
+          <w:bCs/>
+        </w:rPr>
+        <w:t>', '</w:t>
+      </w:r>
+      <w:proofErr w:type="spellStart"/>
+      <w:r>
+        <w:rPr>
+          <w:bCs/>
+        </w:rPr>
+        <w:t>total_amount</w:t>
+      </w:r>
+      <w:proofErr w:type="spellEnd"/>
+      <w:r>
+        <w:rPr>
+          <w:bCs/>
+        </w:rPr>
+        <w:t>', '</w:t>
+      </w:r>
+      <w:proofErr w:type="spellStart"/>
+      <w:r>
+        <w:rPr>
+          <w:bCs/>
+        </w:rPr>
+        <w:t>congestion_surcharge</w:t>
+      </w:r>
+      <w:proofErr w:type="spellEnd"/>
+      <w:r>
+        <w:rPr>
+          <w:bCs/>
+        </w:rPr>
+        <w:t>', 'hour', '</w:t>
+      </w:r>
+      <w:proofErr w:type="spellStart"/>
+      <w:r>
+        <w:rPr>
+          <w:bCs/>
+        </w:rPr>
+        <w:t>Airport_fee</w:t>
+      </w:r>
+      <w:proofErr w:type="spellEnd"/>
+      <w:r>
+        <w:rPr>
+          <w:bCs/>
+        </w:rPr>
+        <w:t>'</w:t>
       </w:r>
     </w:p>
     <w:p>
@@ -1490,7 +2197,35 @@
         <w:rPr>
           <w:bCs/>
         </w:rPr>
-        <w:t>Datetime Columns - 'tpep_pickup_datetime', 'tpep_dropoff_datetime', 'date'</w:t>
+        <w:t>Datetime Columns - '</w:t>
+      </w:r>
+      <w:proofErr w:type="spellStart"/>
+      <w:r>
+        <w:rPr>
+          <w:bCs/>
+        </w:rPr>
+        <w:t>tpep_pickup_datetime</w:t>
+      </w:r>
+      <w:proofErr w:type="spellEnd"/>
+      <w:r>
+        <w:rPr>
+          <w:bCs/>
+        </w:rPr>
+        <w:t>', '</w:t>
+      </w:r>
+      <w:proofErr w:type="spellStart"/>
+      <w:r>
+        <w:rPr>
+          <w:bCs/>
+        </w:rPr>
+        <w:t>tpep_dropoff_datetime</w:t>
+      </w:r>
+      <w:proofErr w:type="spellEnd"/>
+      <w:r>
+        <w:rPr>
+          <w:bCs/>
+        </w:rPr>
+        <w:t>', 'date'</w:t>
       </w:r>
     </w:p>
     <w:p>
@@ -1501,11 +2236,19 @@
         </w:numPr>
         <w:spacing w:before="200"/>
       </w:pPr>
-      <w:r>
-        <w:rPr>
-          <w:b/>
-        </w:rPr>
-        <w:t>Analyse the distribution of taxi pickups by hours, days of the week, and months</w:t>
+      <w:proofErr w:type="spellStart"/>
+      <w:r>
+        <w:rPr>
+          <w:b/>
+        </w:rPr>
+        <w:t>Analyse</w:t>
+      </w:r>
+      <w:proofErr w:type="spellEnd"/>
+      <w:r>
+        <w:rPr>
+          <w:b/>
+        </w:rPr>
+        <w:t xml:space="preserve"> the distribution of taxi pickups by hours, days of the week, and months</w:t>
       </w:r>
     </w:p>
     <w:p>
@@ -1757,11 +2500,19 @@
           <w:bCs/>
         </w:rPr>
       </w:pPr>
-      <w:r>
-        <w:rPr>
-          <w:bCs/>
-        </w:rPr>
-        <w:t>Fare_amount – 815 zeroes</w:t>
+      <w:proofErr w:type="spellStart"/>
+      <w:r>
+        <w:rPr>
+          <w:bCs/>
+        </w:rPr>
+        <w:t>Fare_amount</w:t>
+      </w:r>
+      <w:proofErr w:type="spellEnd"/>
+      <w:r>
+        <w:rPr>
+          <w:bCs/>
+        </w:rPr>
+        <w:t xml:space="preserve"> – 815 zeroes</w:t>
       </w:r>
     </w:p>
     <w:p>
@@ -1776,11 +2527,19 @@
           <w:bCs/>
         </w:rPr>
       </w:pPr>
-      <w:r>
-        <w:rPr>
-          <w:bCs/>
-        </w:rPr>
-        <w:t>Tip_amount – 609669 zeroes</w:t>
+      <w:proofErr w:type="spellStart"/>
+      <w:r>
+        <w:rPr>
+          <w:bCs/>
+        </w:rPr>
+        <w:t>Tip_amount</w:t>
+      </w:r>
+      <w:proofErr w:type="spellEnd"/>
+      <w:r>
+        <w:rPr>
+          <w:bCs/>
+        </w:rPr>
+        <w:t xml:space="preserve"> – 609669 zeroes</w:t>
       </w:r>
     </w:p>
     <w:p>
@@ -1795,11 +2554,19 @@
           <w:bCs/>
         </w:rPr>
       </w:pPr>
-      <w:r>
-        <w:rPr>
-          <w:bCs/>
-        </w:rPr>
-        <w:t>Total_amount – 358 zeroes</w:t>
+      <w:proofErr w:type="spellStart"/>
+      <w:r>
+        <w:rPr>
+          <w:bCs/>
+        </w:rPr>
+        <w:t>Total_amount</w:t>
+      </w:r>
+      <w:proofErr w:type="spellEnd"/>
+      <w:r>
+        <w:rPr>
+          <w:bCs/>
+        </w:rPr>
+        <w:t xml:space="preserve"> – 358 zeroes</w:t>
       </w:r>
     </w:p>
     <w:p>
@@ -1811,11 +2578,19 @@
         </w:numPr>
         <w:spacing w:line="240" w:lineRule="auto"/>
       </w:pPr>
-      <w:r>
-        <w:rPr>
-          <w:bCs/>
-        </w:rPr>
-        <w:t>Trip_distance – 52629 zeroes</w:t>
+      <w:proofErr w:type="spellStart"/>
+      <w:r>
+        <w:rPr>
+          <w:bCs/>
+        </w:rPr>
+        <w:t>Trip_distance</w:t>
+      </w:r>
+      <w:proofErr w:type="spellEnd"/>
+      <w:r>
+        <w:rPr>
+          <w:bCs/>
+        </w:rPr>
+        <w:t xml:space="preserve"> – 52629 zeroes</w:t>
       </w:r>
       <w:r>
         <w:rPr>
@@ -1836,7 +2611,39 @@
         <w:ind w:left="2160"/>
       </w:pPr>
       <w:r>
-        <w:t xml:space="preserve">Filtered data to hold entries where fare_amount is more than zero and total_amount is more than zero. Left the trip_distance and tip_amount as it is, as it may be legitimate: </w:t>
+        <w:t xml:space="preserve">Filtered data to hold entries where </w:t>
+      </w:r>
+      <w:proofErr w:type="spellStart"/>
+      <w:r>
+        <w:t>fare_amount</w:t>
+      </w:r>
+      <w:proofErr w:type="spellEnd"/>
+      <w:r>
+        <w:t xml:space="preserve"> is more than zero and </w:t>
+      </w:r>
+      <w:proofErr w:type="spellStart"/>
+      <w:r>
+        <w:t>total_amount</w:t>
+      </w:r>
+      <w:proofErr w:type="spellEnd"/>
+      <w:r>
+        <w:t xml:space="preserve"> is more than zero. Left the </w:t>
+      </w:r>
+      <w:proofErr w:type="spellStart"/>
+      <w:r>
+        <w:t>trip_distance</w:t>
+      </w:r>
+      <w:proofErr w:type="spellEnd"/>
+      <w:r>
+        <w:t xml:space="preserve"> and </w:t>
+      </w:r>
+      <w:proofErr w:type="spellStart"/>
+      <w:r>
+        <w:t>tip_amount</w:t>
+      </w:r>
+      <w:proofErr w:type="spellEnd"/>
+      <w:r>
+        <w:t xml:space="preserve"> as it is, as it may be legitimate: </w:t>
       </w:r>
     </w:p>
     <w:p>
@@ -1853,11 +2660,19 @@
         </w:numPr>
         <w:spacing w:before="200"/>
       </w:pPr>
-      <w:r>
-        <w:rPr>
-          <w:b/>
-        </w:rPr>
-        <w:t>Analyse the monthly revenue trends</w:t>
+      <w:proofErr w:type="spellStart"/>
+      <w:r>
+        <w:rPr>
+          <w:b/>
+        </w:rPr>
+        <w:t>Analyse</w:t>
+      </w:r>
+      <w:proofErr w:type="spellEnd"/>
+      <w:r>
+        <w:rPr>
+          <w:b/>
+        </w:rPr>
+        <w:t xml:space="preserve"> the monthly revenue trends</w:t>
       </w:r>
     </w:p>
     <w:p>
@@ -2027,11 +2842,33 @@
           <w:bCs/>
         </w:rPr>
       </w:pPr>
-      <w:r>
-        <w:rPr>
-          <w:b/>
-        </w:rPr>
-        <w:t>Analyse and visualise the relationship between distance and fare amount</w:t>
+      <w:proofErr w:type="spellStart"/>
+      <w:r>
+        <w:rPr>
+          <w:b/>
+        </w:rPr>
+        <w:t>Analyse</w:t>
+      </w:r>
+      <w:proofErr w:type="spellEnd"/>
+      <w:r>
+        <w:rPr>
+          <w:b/>
+        </w:rPr>
+        <w:t xml:space="preserve"> and </w:t>
+      </w:r>
+      <w:proofErr w:type="spellStart"/>
+      <w:r>
+        <w:rPr>
+          <w:b/>
+        </w:rPr>
+        <w:t>visualise</w:t>
+      </w:r>
+      <w:proofErr w:type="spellEnd"/>
+      <w:r>
+        <w:rPr>
+          <w:b/>
+        </w:rPr>
+        <w:t xml:space="preserve"> the relationship between distance and fare amount</w:t>
       </w:r>
     </w:p>
     <w:p>
@@ -2117,11 +2954,19 @@
         </w:numPr>
         <w:spacing w:before="200"/>
       </w:pPr>
-      <w:r>
-        <w:rPr>
-          <w:b/>
-        </w:rPr>
-        <w:t>Analyse the relationship between fare/tips and trips/passengers</w:t>
+      <w:proofErr w:type="spellStart"/>
+      <w:r>
+        <w:rPr>
+          <w:b/>
+        </w:rPr>
+        <w:t>Analyse</w:t>
+      </w:r>
+      <w:proofErr w:type="spellEnd"/>
+      <w:r>
+        <w:rPr>
+          <w:b/>
+        </w:rPr>
+        <w:t xml:space="preserve"> the relationship between fare/tips and trips/passengers</w:t>
       </w:r>
     </w:p>
     <w:p>
@@ -2136,7 +2981,21 @@
         <w:rPr>
           <w:bCs/>
         </w:rPr>
-        <w:t>There is no positive corelation between trip duration and fare amount, may be considering cases</w:t>
+        <w:t xml:space="preserve">There is no positive </w:t>
+      </w:r>
+      <w:proofErr w:type="spellStart"/>
+      <w:r>
+        <w:rPr>
+          <w:bCs/>
+        </w:rPr>
+        <w:t>corelation</w:t>
+      </w:r>
+      <w:proofErr w:type="spellEnd"/>
+      <w:r>
+        <w:rPr>
+          <w:bCs/>
+        </w:rPr>
+        <w:t xml:space="preserve"> between trip duration and fare amount, may be considering cases</w:t>
       </w:r>
       <w:r>
         <w:rPr>
@@ -2160,8 +3019,16 @@
         <w:rPr>
           <w:bCs/>
         </w:rPr>
-        <w:t>traffic, free rides, discounts etc</w:t>
-      </w:r>
+        <w:t xml:space="preserve">traffic, free rides, discounts </w:t>
+      </w:r>
+      <w:proofErr w:type="spellStart"/>
+      <w:r>
+        <w:rPr>
+          <w:bCs/>
+        </w:rPr>
+        <w:t>etc</w:t>
+      </w:r>
+      <w:proofErr w:type="spellEnd"/>
       <w:r>
         <w:rPr>
           <w:b/>
@@ -2283,7 +3150,63 @@
         <w:rPr>
           <w:bCs/>
         </w:rPr>
-        <w:t>Correlation between passenger_count and fare_amount is very less, when the passenger_count is 5 and above, the fare_amount reduces</w:t>
+        <w:t xml:space="preserve">Correlation between </w:t>
+      </w:r>
+      <w:proofErr w:type="spellStart"/>
+      <w:r>
+        <w:rPr>
+          <w:bCs/>
+        </w:rPr>
+        <w:t>passenger_count</w:t>
+      </w:r>
+      <w:proofErr w:type="spellEnd"/>
+      <w:r>
+        <w:rPr>
+          <w:bCs/>
+        </w:rPr>
+        <w:t xml:space="preserve"> and </w:t>
+      </w:r>
+      <w:proofErr w:type="spellStart"/>
+      <w:r>
+        <w:rPr>
+          <w:bCs/>
+        </w:rPr>
+        <w:t>fare_amount</w:t>
+      </w:r>
+      <w:proofErr w:type="spellEnd"/>
+      <w:r>
+        <w:rPr>
+          <w:bCs/>
+        </w:rPr>
+        <w:t xml:space="preserve"> is very less, when the </w:t>
+      </w:r>
+      <w:proofErr w:type="spellStart"/>
+      <w:r>
+        <w:rPr>
+          <w:bCs/>
+        </w:rPr>
+        <w:t>passenger_count</w:t>
+      </w:r>
+      <w:proofErr w:type="spellEnd"/>
+      <w:r>
+        <w:rPr>
+          <w:bCs/>
+        </w:rPr>
+        <w:t xml:space="preserve"> is 5 and above, the </w:t>
+      </w:r>
+      <w:proofErr w:type="spellStart"/>
+      <w:r>
+        <w:rPr>
+          <w:bCs/>
+        </w:rPr>
+        <w:t>fare_amount</w:t>
+      </w:r>
+      <w:proofErr w:type="spellEnd"/>
+      <w:r>
+        <w:rPr>
+          <w:bCs/>
+        </w:rPr>
+        <w:t xml:space="preserve"> reduces</w:t>
       </w:r>
     </w:p>
     <w:p>
@@ -2341,11 +3264,19 @@
         </w:numPr>
         <w:spacing w:before="200"/>
       </w:pPr>
-      <w:r>
-        <w:rPr>
-          <w:b/>
-        </w:rPr>
-        <w:t>Analyse the distribution of different payment types</w:t>
+      <w:proofErr w:type="spellStart"/>
+      <w:r>
+        <w:rPr>
+          <w:b/>
+        </w:rPr>
+        <w:t>Analyse</w:t>
+      </w:r>
+      <w:proofErr w:type="spellEnd"/>
+      <w:r>
+        <w:rPr>
+          <w:b/>
+        </w:rPr>
+        <w:t xml:space="preserve"> the distribution of different payment types</w:t>
       </w:r>
     </w:p>
     <w:p>
@@ -2470,7 +3401,35 @@
         <w:rPr>
           <w:bCs/>
         </w:rPr>
-        <w:t>Used geopandas library to read shapefile and load the data into dataframe:</w:t>
+        <w:t xml:space="preserve">Used </w:t>
+      </w:r>
+      <w:proofErr w:type="spellStart"/>
+      <w:r>
+        <w:rPr>
+          <w:bCs/>
+        </w:rPr>
+        <w:t>geopandas</w:t>
+      </w:r>
+      <w:proofErr w:type="spellEnd"/>
+      <w:r>
+        <w:rPr>
+          <w:bCs/>
+        </w:rPr>
+        <w:t xml:space="preserve"> library to read shapefile and load the data into </w:t>
+      </w:r>
+      <w:proofErr w:type="spellStart"/>
+      <w:r>
+        <w:rPr>
+          <w:bCs/>
+        </w:rPr>
+        <w:t>dataframe</w:t>
+      </w:r>
+      <w:proofErr w:type="spellEnd"/>
+      <w:r>
+        <w:rPr>
+          <w:bCs/>
+        </w:rPr>
+        <w:t>:</w:t>
       </w:r>
     </w:p>
     <w:p>
@@ -2485,11 +3444,61 @@
           <w:bCs/>
         </w:rPr>
       </w:pPr>
-      <w:r>
-        <w:rPr>
-          <w:bCs/>
-        </w:rPr>
-        <w:t>ObjectID, Shape_Leng, Shape_Area, zone, LocationID, borough and geometry fields were loaded</w:t>
+      <w:proofErr w:type="spellStart"/>
+      <w:r>
+        <w:rPr>
+          <w:bCs/>
+        </w:rPr>
+        <w:t>ObjectID</w:t>
+      </w:r>
+      <w:proofErr w:type="spellEnd"/>
+      <w:r>
+        <w:rPr>
+          <w:bCs/>
+        </w:rPr>
+        <w:t xml:space="preserve">, </w:t>
+      </w:r>
+      <w:proofErr w:type="spellStart"/>
+      <w:r>
+        <w:rPr>
+          <w:bCs/>
+        </w:rPr>
+        <w:t>Shape_Leng</w:t>
+      </w:r>
+      <w:proofErr w:type="spellEnd"/>
+      <w:r>
+        <w:rPr>
+          <w:bCs/>
+        </w:rPr>
+        <w:t xml:space="preserve">, </w:t>
+      </w:r>
+      <w:proofErr w:type="spellStart"/>
+      <w:r>
+        <w:rPr>
+          <w:bCs/>
+        </w:rPr>
+        <w:t>Shape_Area</w:t>
+      </w:r>
+      <w:proofErr w:type="spellEnd"/>
+      <w:r>
+        <w:rPr>
+          <w:bCs/>
+        </w:rPr>
+        <w:t xml:space="preserve">, zone, </w:t>
+      </w:r>
+      <w:proofErr w:type="spellStart"/>
+      <w:r>
+        <w:rPr>
+          <w:bCs/>
+        </w:rPr>
+        <w:t>LocationID</w:t>
+      </w:r>
+      <w:proofErr w:type="spellEnd"/>
+      <w:r>
+        <w:rPr>
+          <w:bCs/>
+        </w:rPr>
+        <w:t>, borough and geometry fields were loaded</w:t>
       </w:r>
     </w:p>
     <w:p>
@@ -2536,7 +3545,91 @@
         <w:rPr>
           <w:bCs/>
         </w:rPr>
-        <w:t>Used inner join to merge trips dataframe with zones dataframe on PULocationId (from trips dataframe) with that LocationId (from zones dataframe)</w:t>
+        <w:t xml:space="preserve">Used inner join to merge trips </w:t>
+      </w:r>
+      <w:proofErr w:type="spellStart"/>
+      <w:r>
+        <w:rPr>
+          <w:bCs/>
+        </w:rPr>
+        <w:t>dataframe</w:t>
+      </w:r>
+      <w:proofErr w:type="spellEnd"/>
+      <w:r>
+        <w:rPr>
+          <w:bCs/>
+        </w:rPr>
+        <w:t xml:space="preserve"> with zones </w:t>
+      </w:r>
+      <w:proofErr w:type="spellStart"/>
+      <w:r>
+        <w:rPr>
+          <w:bCs/>
+        </w:rPr>
+        <w:t>dataframe</w:t>
+      </w:r>
+      <w:proofErr w:type="spellEnd"/>
+      <w:r>
+        <w:rPr>
+          <w:bCs/>
+        </w:rPr>
+        <w:t xml:space="preserve"> on </w:t>
+      </w:r>
+      <w:proofErr w:type="spellStart"/>
+      <w:r>
+        <w:rPr>
+          <w:bCs/>
+        </w:rPr>
+        <w:t>PULocationId</w:t>
+      </w:r>
+      <w:proofErr w:type="spellEnd"/>
+      <w:r>
+        <w:rPr>
+          <w:bCs/>
+        </w:rPr>
+        <w:t xml:space="preserve"> (from trips </w:t>
+      </w:r>
+      <w:proofErr w:type="spellStart"/>
+      <w:r>
+        <w:rPr>
+          <w:bCs/>
+        </w:rPr>
+        <w:t>dataframe</w:t>
+      </w:r>
+      <w:proofErr w:type="spellEnd"/>
+      <w:r>
+        <w:rPr>
+          <w:bCs/>
+        </w:rPr>
+        <w:t xml:space="preserve">) with that </w:t>
+      </w:r>
+      <w:proofErr w:type="spellStart"/>
+      <w:r>
+        <w:rPr>
+          <w:bCs/>
+        </w:rPr>
+        <w:t>LocationId</w:t>
+      </w:r>
+      <w:proofErr w:type="spellEnd"/>
+      <w:r>
+        <w:rPr>
+          <w:bCs/>
+        </w:rPr>
+        <w:t xml:space="preserve"> (from zones </w:t>
+      </w:r>
+      <w:proofErr w:type="spellStart"/>
+      <w:r>
+        <w:rPr>
+          <w:bCs/>
+        </w:rPr>
+        <w:t>dataframe</w:t>
+      </w:r>
+      <w:proofErr w:type="spellEnd"/>
+      <w:r>
+        <w:rPr>
+          <w:bCs/>
+        </w:rPr>
+        <w:t>)</w:t>
       </w:r>
       <w:r>
         <w:rPr>
@@ -2576,7 +3669,15 @@
         <w:spacing w:before="200"/>
       </w:pPr>
       <w:r>
-        <w:t>Grouped data by locationID to find the number of trips with respect to each location:</w:t>
+        <w:t xml:space="preserve">Grouped data by </w:t>
+      </w:r>
+      <w:proofErr w:type="spellStart"/>
+      <w:r>
+        <w:t>locationID</w:t>
+      </w:r>
+      <w:proofErr w:type="spellEnd"/>
+      <w:r>
+        <w:t xml:space="preserve"> to find the number of trips with respect to each location:</w:t>
       </w:r>
     </w:p>
     <w:p>
@@ -2637,8 +3738,16 @@
         <w:rPr>
           <w:b/>
         </w:rPr>
-        <w:t>Add the number of trips for each zone to the zones dataframe</w:t>
-      </w:r>
+        <w:t xml:space="preserve">Add the number of trips for each zone to the zones </w:t>
+      </w:r>
+      <w:proofErr w:type="spellStart"/>
+      <w:r>
+        <w:rPr>
+          <w:b/>
+        </w:rPr>
+        <w:t>dataframe</w:t>
+      </w:r>
+      <w:proofErr w:type="spellEnd"/>
     </w:p>
     <w:p>
       <w:pPr>
@@ -2654,7 +3763,49 @@
           <w:bCs/>
         </w:rPr>
         <w:lastRenderedPageBreak/>
-        <w:t>Merged zones dataframe with trips dataframe on LocationID to fetch the number of trips for each zone</w:t>
+        <w:t xml:space="preserve">Merged zones </w:t>
+      </w:r>
+      <w:proofErr w:type="spellStart"/>
+      <w:r>
+        <w:rPr>
+          <w:bCs/>
+        </w:rPr>
+        <w:t>dataframe</w:t>
+      </w:r>
+      <w:proofErr w:type="spellEnd"/>
+      <w:r>
+        <w:rPr>
+          <w:bCs/>
+        </w:rPr>
+        <w:t xml:space="preserve"> with trips </w:t>
+      </w:r>
+      <w:proofErr w:type="spellStart"/>
+      <w:r>
+        <w:rPr>
+          <w:bCs/>
+        </w:rPr>
+        <w:t>dataframe</w:t>
+      </w:r>
+      <w:proofErr w:type="spellEnd"/>
+      <w:r>
+        <w:rPr>
+          <w:bCs/>
+        </w:rPr>
+        <w:t xml:space="preserve"> on </w:t>
+      </w:r>
+      <w:proofErr w:type="spellStart"/>
+      <w:r>
+        <w:rPr>
+          <w:bCs/>
+        </w:rPr>
+        <w:t>LocationID</w:t>
+      </w:r>
+      <w:proofErr w:type="spellEnd"/>
+      <w:r>
+        <w:rPr>
+          <w:bCs/>
+        </w:rPr>
+        <w:t xml:space="preserve"> to fetch the number of trips for each zone</w:t>
       </w:r>
       <w:r>
         <w:rPr>
@@ -2863,7 +4014,21 @@
         <w:rPr>
           <w:lang w:val="en-IN"/>
         </w:rPr>
-        <w:t xml:space="preserve"> by finding the difference between the dropoff time and pickup time</w:t>
+        <w:t xml:space="preserve"> by finding the difference between the </w:t>
+      </w:r>
+      <w:proofErr w:type="spellStart"/>
+      <w:r>
+        <w:rPr>
+          <w:lang w:val="en-IN"/>
+        </w:rPr>
+        <w:t>dropoff</w:t>
+      </w:r>
+      <w:proofErr w:type="spellEnd"/>
+      <w:r>
+        <w:rPr>
+          <w:lang w:val="en-IN"/>
+        </w:rPr>
+        <w:t xml:space="preserve"> time and pickup time</w:t>
       </w:r>
     </w:p>
     <w:p>
@@ -2885,6 +4050,7 @@
         </w:rPr>
         <w:t xml:space="preserve">Calculate Speed  = </w:t>
       </w:r>
+      <w:proofErr w:type="spellStart"/>
       <w:r>
         <w:rPr>
           <w:lang w:val="en-IN"/>
@@ -2895,12 +4061,20 @@
         <w:rPr>
           <w:lang w:val="en-IN"/>
         </w:rPr>
-        <w:t>distance/</w:t>
-      </w:r>
+        <w:t>distance</w:t>
+      </w:r>
+      <w:proofErr w:type="spellEnd"/>
       <w:r>
         <w:rPr>
           <w:lang w:val="en-IN"/>
         </w:rPr>
+        <w:t>/</w:t>
+      </w:r>
+      <w:proofErr w:type="spellStart"/>
+      <w:r>
+        <w:rPr>
+          <w:lang w:val="en-IN"/>
+        </w:rPr>
         <w:t>trip_</w:t>
       </w:r>
       <w:r>
@@ -2909,6 +4083,7 @@
         </w:rPr>
         <w:t>duration</w:t>
       </w:r>
+      <w:proofErr w:type="spellEnd"/>
     </w:p>
     <w:p>
       <w:pPr>
@@ -2951,7 +4126,21 @@
         <w:rPr>
           <w:lang w:val="en-IN"/>
         </w:rPr>
-        <w:t>Sort the dataframe by hour and speed to get the slowest routes</w:t>
+        <w:t xml:space="preserve">Sort the </w:t>
+      </w:r>
+      <w:proofErr w:type="spellStart"/>
+      <w:r>
+        <w:rPr>
+          <w:lang w:val="en-IN"/>
+        </w:rPr>
+        <w:t>dataframe</w:t>
+      </w:r>
+      <w:proofErr w:type="spellEnd"/>
+      <w:r>
+        <w:rPr>
+          <w:lang w:val="en-IN"/>
+        </w:rPr>
+        <w:t xml:space="preserve"> by hour and speed to get the slowest routes</w:t>
       </w:r>
     </w:p>
     <w:p>
@@ -3093,7 +4282,35 @@
         <w:rPr>
           <w:bCs/>
         </w:rPr>
-        <w:t>From the above daraframe sort by trip_count in descending order to find the actual number of trips in five busiest hours. We see that there were around 187460 trips at 6 pm and 178958 trips at 5 pm and 167457 trips at 7 pm.</w:t>
+        <w:t xml:space="preserve">From the above </w:t>
+      </w:r>
+      <w:proofErr w:type="spellStart"/>
+      <w:r>
+        <w:rPr>
+          <w:bCs/>
+        </w:rPr>
+        <w:t>daraframe</w:t>
+      </w:r>
+      <w:proofErr w:type="spellEnd"/>
+      <w:r>
+        <w:rPr>
+          <w:bCs/>
+        </w:rPr>
+        <w:t xml:space="preserve"> sort by </w:t>
+      </w:r>
+      <w:proofErr w:type="spellStart"/>
+      <w:r>
+        <w:rPr>
+          <w:bCs/>
+        </w:rPr>
+        <w:t>trip_count</w:t>
+      </w:r>
+      <w:proofErr w:type="spellEnd"/>
+      <w:r>
+        <w:rPr>
+          <w:bCs/>
+        </w:rPr>
+        <w:t xml:space="preserve"> in descending order to find the actual number of trips in five busiest hours. We see that there were around 187460 trips at 6 pm and 178958 trips at 5 pm and 167457 trips at 7 pm.</w:t>
       </w:r>
       <w:r>
         <w:rPr>
@@ -3364,7 +4581,21 @@
         <w:rPr>
           <w:b/>
         </w:rPr>
-        <w:t>Find the ratio of pickups and dropoffs in each zone</w:t>
+        <w:t xml:space="preserve">Find the ratio of pickups and </w:t>
+      </w:r>
+      <w:proofErr w:type="spellStart"/>
+      <w:r>
+        <w:rPr>
+          <w:b/>
+        </w:rPr>
+        <w:t>dropoffs</w:t>
+      </w:r>
+      <w:proofErr w:type="spellEnd"/>
+      <w:r>
+        <w:rPr>
+          <w:b/>
+        </w:rPr>
+        <w:t xml:space="preserve"> in each zone</w:t>
       </w:r>
     </w:p>
     <w:p>
@@ -3393,8 +4624,58 @@
         <w:rPr>
           <w:bCs/>
         </w:rPr>
-        <w:t>Group by PULocationID and DOLocationID and get the pickup_count and dropoff_count</w:t>
-      </w:r>
+        <w:t xml:space="preserve">Group by </w:t>
+      </w:r>
+      <w:proofErr w:type="spellStart"/>
+      <w:r>
+        <w:rPr>
+          <w:bCs/>
+        </w:rPr>
+        <w:t>PULocationID</w:t>
+      </w:r>
+      <w:proofErr w:type="spellEnd"/>
+      <w:r>
+        <w:rPr>
+          <w:bCs/>
+        </w:rPr>
+        <w:t xml:space="preserve"> and </w:t>
+      </w:r>
+      <w:proofErr w:type="spellStart"/>
+      <w:r>
+        <w:rPr>
+          <w:bCs/>
+        </w:rPr>
+        <w:t>DOLocationID</w:t>
+      </w:r>
+      <w:proofErr w:type="spellEnd"/>
+      <w:r>
+        <w:rPr>
+          <w:bCs/>
+        </w:rPr>
+        <w:t xml:space="preserve"> and get the </w:t>
+      </w:r>
+      <w:proofErr w:type="spellStart"/>
+      <w:r>
+        <w:rPr>
+          <w:bCs/>
+        </w:rPr>
+        <w:t>pickup_count</w:t>
+      </w:r>
+      <w:proofErr w:type="spellEnd"/>
+      <w:r>
+        <w:rPr>
+          <w:bCs/>
+        </w:rPr>
+        <w:t xml:space="preserve"> and </w:t>
+      </w:r>
+      <w:proofErr w:type="spellStart"/>
+      <w:r>
+        <w:rPr>
+          <w:bCs/>
+        </w:rPr>
+        <w:t>dropoff_count</w:t>
+      </w:r>
+      <w:proofErr w:type="spellEnd"/>
     </w:p>
     <w:p>
       <w:pPr>
@@ -3412,8 +4693,44 @@
         <w:rPr>
           <w:bCs/>
         </w:rPr>
-        <w:t>Calculate the pickup_dropoff ratio by dividing the pickup_count by dropoff_count</w:t>
-      </w:r>
+        <w:t xml:space="preserve">Calculate the </w:t>
+      </w:r>
+      <w:proofErr w:type="spellStart"/>
+      <w:r>
+        <w:rPr>
+          <w:bCs/>
+        </w:rPr>
+        <w:t>pickup_dropoff</w:t>
+      </w:r>
+      <w:proofErr w:type="spellEnd"/>
+      <w:r>
+        <w:rPr>
+          <w:bCs/>
+        </w:rPr>
+        <w:t xml:space="preserve"> ratio by dividing the </w:t>
+      </w:r>
+      <w:proofErr w:type="spellStart"/>
+      <w:r>
+        <w:rPr>
+          <w:bCs/>
+        </w:rPr>
+        <w:t>pickup_count</w:t>
+      </w:r>
+      <w:proofErr w:type="spellEnd"/>
+      <w:r>
+        <w:rPr>
+          <w:bCs/>
+        </w:rPr>
+        <w:t xml:space="preserve"> by </w:t>
+      </w:r>
+      <w:proofErr w:type="spellStart"/>
+      <w:r>
+        <w:rPr>
+          <w:bCs/>
+        </w:rPr>
+        <w:t>dropoff_count</w:t>
+      </w:r>
+      <w:proofErr w:type="spellEnd"/>
     </w:p>
     <w:p>
       <w:pPr>
@@ -3431,7 +4748,21 @@
         <w:rPr>
           <w:bCs/>
         </w:rPr>
-        <w:t>Find the top 10 and bottom 10 pickup_dropoff_ratio by sorting the data in Ascending and Descending order:</w:t>
+        <w:t xml:space="preserve">Find the top 10 and bottom 10 </w:t>
+      </w:r>
+      <w:proofErr w:type="spellStart"/>
+      <w:r>
+        <w:rPr>
+          <w:bCs/>
+        </w:rPr>
+        <w:t>pickup_dropoff_ratio</w:t>
+      </w:r>
+      <w:proofErr w:type="spellEnd"/>
+      <w:r>
+        <w:rPr>
+          <w:bCs/>
+        </w:rPr>
+        <w:t xml:space="preserve"> by sorting the data in Ascending and Descending order:</w:t>
       </w:r>
     </w:p>
     <w:p>
@@ -3611,7 +4942,15 @@
         <w:spacing w:before="200"/>
       </w:pPr>
       <w:r>
-        <w:t>First and foremost defined the night dataframe with night hours between 11 pm to 4 am and filtered all trips that fell within this range:</w:t>
+        <w:t xml:space="preserve">First and foremost defined the night </w:t>
+      </w:r>
+      <w:proofErr w:type="spellStart"/>
+      <w:r>
+        <w:t>dataframe</w:t>
+      </w:r>
+      <w:proofErr w:type="spellEnd"/>
+      <w:r>
+        <w:t xml:space="preserve"> with night hours between 11 pm to 4 am and filtered all trips that fell within this range:</w:t>
       </w:r>
     </w:p>
     <w:p>
@@ -3630,8 +4969,58 @@
         <w:rPr>
           <w:bCs/>
         </w:rPr>
-        <w:t>Calculated the pickup_count and dropoff_count grouping by PULocationID and DOLocationID</w:t>
-      </w:r>
+        <w:t xml:space="preserve">Calculated the </w:t>
+      </w:r>
+      <w:proofErr w:type="spellStart"/>
+      <w:r>
+        <w:rPr>
+          <w:bCs/>
+        </w:rPr>
+        <w:t>pickup_count</w:t>
+      </w:r>
+      <w:proofErr w:type="spellEnd"/>
+      <w:r>
+        <w:rPr>
+          <w:bCs/>
+        </w:rPr>
+        <w:t xml:space="preserve"> and </w:t>
+      </w:r>
+      <w:proofErr w:type="spellStart"/>
+      <w:r>
+        <w:rPr>
+          <w:bCs/>
+        </w:rPr>
+        <w:t>dropoff_count</w:t>
+      </w:r>
+      <w:proofErr w:type="spellEnd"/>
+      <w:r>
+        <w:rPr>
+          <w:bCs/>
+        </w:rPr>
+        <w:t xml:space="preserve"> grouping by </w:t>
+      </w:r>
+      <w:proofErr w:type="spellStart"/>
+      <w:r>
+        <w:rPr>
+          <w:bCs/>
+        </w:rPr>
+        <w:t>PULocationID</w:t>
+      </w:r>
+      <w:proofErr w:type="spellEnd"/>
+      <w:r>
+        <w:rPr>
+          <w:bCs/>
+        </w:rPr>
+        <w:t xml:space="preserve"> and </w:t>
+      </w:r>
+      <w:proofErr w:type="spellStart"/>
+      <w:r>
+        <w:rPr>
+          <w:bCs/>
+        </w:rPr>
+        <w:t>DOLocationID</w:t>
+      </w:r>
+      <w:proofErr w:type="spellEnd"/>
     </w:p>
     <w:p>
       <w:pPr>
@@ -3668,7 +5057,49 @@
         <w:rPr>
           <w:bCs/>
         </w:rPr>
-        <w:t>Added the total pickup_count and dropoff_count to get the total_night_trips:</w:t>
+        <w:t xml:space="preserve">Added the total </w:t>
+      </w:r>
+      <w:proofErr w:type="spellStart"/>
+      <w:r>
+        <w:rPr>
+          <w:bCs/>
+        </w:rPr>
+        <w:t>pickup_count</w:t>
+      </w:r>
+      <w:proofErr w:type="spellEnd"/>
+      <w:r>
+        <w:rPr>
+          <w:bCs/>
+        </w:rPr>
+        <w:t xml:space="preserve"> and </w:t>
+      </w:r>
+      <w:proofErr w:type="spellStart"/>
+      <w:r>
+        <w:rPr>
+          <w:bCs/>
+        </w:rPr>
+        <w:t>dropoff_count</w:t>
+      </w:r>
+      <w:proofErr w:type="spellEnd"/>
+      <w:r>
+        <w:rPr>
+          <w:bCs/>
+        </w:rPr>
+        <w:t xml:space="preserve"> to get the </w:t>
+      </w:r>
+      <w:proofErr w:type="spellStart"/>
+      <w:r>
+        <w:rPr>
+          <w:bCs/>
+        </w:rPr>
+        <w:t>total_night_trips</w:t>
+      </w:r>
+      <w:proofErr w:type="spellEnd"/>
+      <w:r>
+        <w:rPr>
+          <w:bCs/>
+        </w:rPr>
+        <w:t>:</w:t>
       </w:r>
     </w:p>
     <w:p>
@@ -3687,7 +5118,35 @@
         <w:rPr>
           <w:bCs/>
         </w:rPr>
-        <w:t>Sorted the data by total_night_trips to find the high_traffic_zones:</w:t>
+        <w:t xml:space="preserve">Sorted the data by </w:t>
+      </w:r>
+      <w:proofErr w:type="spellStart"/>
+      <w:r>
+        <w:rPr>
+          <w:bCs/>
+        </w:rPr>
+        <w:t>total_night_trips</w:t>
+      </w:r>
+      <w:proofErr w:type="spellEnd"/>
+      <w:r>
+        <w:rPr>
+          <w:bCs/>
+        </w:rPr>
+        <w:t xml:space="preserve"> to find the </w:t>
+      </w:r>
+      <w:proofErr w:type="spellStart"/>
+      <w:r>
+        <w:rPr>
+          <w:bCs/>
+        </w:rPr>
+        <w:t>high_traffic_zones</w:t>
+      </w:r>
+      <w:proofErr w:type="spellEnd"/>
+      <w:r>
+        <w:rPr>
+          <w:bCs/>
+        </w:rPr>
+        <w:t>:</w:t>
       </w:r>
     </w:p>
     <w:p>
@@ -3796,7 +5255,21 @@
         <w:rPr>
           <w:bCs/>
         </w:rPr>
-        <w:t>Daytime had higher revenue share when compared to night time. This was derived by defining a time_period as “Day” and “Night” based on the time and grouping the data based on the timeframe:</w:t>
+        <w:t xml:space="preserve">Daytime had higher revenue share when compared to night time. This was derived by defining a </w:t>
+      </w:r>
+      <w:proofErr w:type="spellStart"/>
+      <w:r>
+        <w:rPr>
+          <w:bCs/>
+        </w:rPr>
+        <w:t>time_period</w:t>
+      </w:r>
+      <w:proofErr w:type="spellEnd"/>
+      <w:r>
+        <w:rPr>
+          <w:bCs/>
+        </w:rPr>
+        <w:t xml:space="preserve"> as “Day” and “Night” based on the time and grouping the data based on the timeframe:</w:t>
       </w:r>
     </w:p>
     <w:p>
@@ -3812,7 +5285,35 @@
         <w:rPr>
           <w:bCs/>
         </w:rPr>
-        <w:t xml:space="preserve">Calculated the revenue by summing the fare_amount for each category and dividing by total_revenue. </w:t>
+        <w:t xml:space="preserve">Calculated the revenue by summing the </w:t>
+      </w:r>
+      <w:proofErr w:type="spellStart"/>
+      <w:r>
+        <w:rPr>
+          <w:bCs/>
+        </w:rPr>
+        <w:t>fare_amount</w:t>
+      </w:r>
+      <w:proofErr w:type="spellEnd"/>
+      <w:r>
+        <w:rPr>
+          <w:bCs/>
+        </w:rPr>
+        <w:t xml:space="preserve"> for each category and dividing by </w:t>
+      </w:r>
+      <w:proofErr w:type="spellStart"/>
+      <w:r>
+        <w:rPr>
+          <w:bCs/>
+        </w:rPr>
+        <w:t>total_revenue</w:t>
+      </w:r>
+      <w:proofErr w:type="spellEnd"/>
+      <w:r>
+        <w:rPr>
+          <w:bCs/>
+        </w:rPr>
+        <w:t xml:space="preserve">. </w:t>
       </w:r>
       <w:r>
         <w:rPr>
@@ -4047,11 +5548,19 @@
         </w:numPr>
         <w:spacing w:before="200"/>
       </w:pPr>
-      <w:r>
-        <w:rPr>
-          <w:b/>
-        </w:rPr>
-        <w:t>Analyse the average fare per mile for the different vendors</w:t>
+      <w:proofErr w:type="spellStart"/>
+      <w:r>
+        <w:rPr>
+          <w:b/>
+        </w:rPr>
+        <w:t>Analyse</w:t>
+      </w:r>
+      <w:proofErr w:type="spellEnd"/>
+      <w:r>
+        <w:rPr>
+          <w:b/>
+        </w:rPr>
+        <w:t xml:space="preserve"> the average fare per mile for the different vendors</w:t>
       </w:r>
     </w:p>
     <w:p>
@@ -4149,7 +5658,15 @@
         <w:ind w:left="2160"/>
       </w:pPr>
       <w:r>
-        <w:t>Fare rates are more for VendorID 2 (</w:t>
+        <w:t xml:space="preserve">Fare rates are more for </w:t>
+      </w:r>
+      <w:proofErr w:type="spellStart"/>
+      <w:r>
+        <w:t>VendorID</w:t>
+      </w:r>
+      <w:proofErr w:type="spellEnd"/>
+      <w:r>
+        <w:t xml:space="preserve"> 2 (</w:t>
       </w:r>
       <w:r>
         <w:t>Curb Mobility, LLC</w:t>
@@ -4164,7 +5681,15 @@
         <w:t xml:space="preserve">Creative Mobile Technologies, LLC </w:t>
       </w:r>
       <w:r>
-        <w:t>) and VendorID 6 (</w:t>
+        <w:t xml:space="preserve">) and </w:t>
+      </w:r>
+      <w:proofErr w:type="spellStart"/>
+      <w:r>
+        <w:t>VendorID</w:t>
+      </w:r>
+      <w:proofErr w:type="spellEnd"/>
+      <w:r>
+        <w:t xml:space="preserve"> 6 (</w:t>
       </w:r>
       <w:r>
         <w:t>Myle Technologies Inc</w:t>
@@ -4238,11 +5763,19 @@
         </w:numPr>
         <w:spacing w:before="200"/>
       </w:pPr>
-      <w:r>
-        <w:rPr>
-          <w:b/>
-        </w:rPr>
-        <w:t>Analyse the tip percentages</w:t>
+      <w:proofErr w:type="spellStart"/>
+      <w:r>
+        <w:rPr>
+          <w:b/>
+        </w:rPr>
+        <w:t>Analyse</w:t>
+      </w:r>
+      <w:proofErr w:type="spellEnd"/>
+      <w:r>
+        <w:rPr>
+          <w:b/>
+        </w:rPr>
+        <w:t xml:space="preserve"> the tip percentages</w:t>
       </w:r>
       <w:r>
         <w:rPr>
@@ -4398,11 +5931,19 @@
         </w:numPr>
         <w:spacing w:before="200"/>
       </w:pPr>
-      <w:r>
-        <w:rPr>
-          <w:b/>
-        </w:rPr>
-        <w:t>Analyse the trends in passenger count</w:t>
+      <w:proofErr w:type="spellStart"/>
+      <w:r>
+        <w:rPr>
+          <w:b/>
+        </w:rPr>
+        <w:t>Analyse</w:t>
+      </w:r>
+      <w:proofErr w:type="spellEnd"/>
+      <w:r>
+        <w:rPr>
+          <w:b/>
+        </w:rPr>
+        <w:t xml:space="preserve"> the trends in passenger count</w:t>
       </w:r>
     </w:p>
     <w:p>
@@ -4428,6 +5969,7 @@
       <w:r>
         <w:rPr>
           <w:b/>
+          <w:noProof/>
         </w:rPr>
         <w:drawing>
           <wp:inline distT="0" distB="0" distL="0" distR="0" wp14:anchorId="462F2C12" wp14:editId="545BA056">
@@ -4480,11 +6022,19 @@
         </w:numPr>
         <w:spacing w:before="200"/>
       </w:pPr>
-      <w:r>
-        <w:rPr>
-          <w:b/>
-        </w:rPr>
-        <w:t>Analyse the variation of passenger counts across zones</w:t>
+      <w:proofErr w:type="spellStart"/>
+      <w:r>
+        <w:rPr>
+          <w:b/>
+        </w:rPr>
+        <w:t>Analyse</w:t>
+      </w:r>
+      <w:proofErr w:type="spellEnd"/>
+      <w:r>
+        <w:rPr>
+          <w:b/>
+        </w:rPr>
+        <w:t xml:space="preserve"> the variation of passenger counts across zones</w:t>
       </w:r>
     </w:p>
     <w:p>
@@ -4579,11 +6129,33 @@
         </w:numPr>
         <w:spacing w:before="200"/>
       </w:pPr>
-      <w:r>
-        <w:rPr>
-          <w:b/>
-        </w:rPr>
-        <w:t>Analyse the pickup/dropoff zones or times when extra charges are applied more frequently.</w:t>
+      <w:proofErr w:type="spellStart"/>
+      <w:r>
+        <w:rPr>
+          <w:b/>
+        </w:rPr>
+        <w:t>Analyse</w:t>
+      </w:r>
+      <w:proofErr w:type="spellEnd"/>
+      <w:r>
+        <w:rPr>
+          <w:b/>
+        </w:rPr>
+        <w:t xml:space="preserve"> the pickup/</w:t>
+      </w:r>
+      <w:proofErr w:type="spellStart"/>
+      <w:r>
+        <w:rPr>
+          <w:b/>
+        </w:rPr>
+        <w:t>dropoff</w:t>
+      </w:r>
+      <w:proofErr w:type="spellEnd"/>
+      <w:r>
+        <w:rPr>
+          <w:b/>
+        </w:rPr>
+        <w:t xml:space="preserve"> zones or times when extra charges are applied more frequently.</w:t>
       </w:r>
       <w:r>
         <w:rPr>
@@ -4604,11 +6176,33 @@
           <w:b/>
         </w:rPr>
       </w:pPr>
-      <w:r>
-        <w:rPr>
-          <w:bCs/>
-        </w:rPr>
-        <w:t>Congestion_surcharge is applied 93% of the time, which is calculated by counting the congestion_srucharge value not nan</w:t>
+      <w:proofErr w:type="spellStart"/>
+      <w:r>
+        <w:rPr>
+          <w:bCs/>
+        </w:rPr>
+        <w:t>Congestion_surcharge</w:t>
+      </w:r>
+      <w:proofErr w:type="spellEnd"/>
+      <w:r>
+        <w:rPr>
+          <w:bCs/>
+        </w:rPr>
+        <w:t xml:space="preserve"> is applied 93% of the time, which is calculated by counting the </w:t>
+      </w:r>
+      <w:proofErr w:type="spellStart"/>
+      <w:r>
+        <w:rPr>
+          <w:bCs/>
+        </w:rPr>
+        <w:t>congestion_srucharge</w:t>
+      </w:r>
+      <w:proofErr w:type="spellEnd"/>
+      <w:r>
+        <w:rPr>
+          <w:bCs/>
+        </w:rPr>
+        <w:t xml:space="preserve"> value not nan</w:t>
       </w:r>
       <w:r>
         <w:rPr>
@@ -4777,7 +6371,15 @@
         </w:numPr>
       </w:pPr>
       <w:r>
-        <w:t xml:space="preserve">Created a function allocate_cabs to dynamically adjust supply based on demand thresholds: </w:t>
+        <w:t xml:space="preserve">Created a function </w:t>
+      </w:r>
+      <w:proofErr w:type="spellStart"/>
+      <w:r>
+        <w:t>allocate_cabs</w:t>
+      </w:r>
+      <w:proofErr w:type="spellEnd"/>
+      <w:r>
+        <w:t xml:space="preserve"> to dynamically adjust supply based on demand thresholds: </w:t>
       </w:r>
     </w:p>
     <w:p>
@@ -4864,7 +6466,21 @@
         <w:rPr>
           <w:b/>
         </w:rPr>
-        <w:t>Suggestions on strategically positioning cabs across different zones to make best use of insights uncovered by analysing trip trends across time, days and months.</w:t>
+        <w:t xml:space="preserve">Suggestions on strategically positioning cabs across different zones to make best use of insights uncovered by </w:t>
+      </w:r>
+      <w:proofErr w:type="spellStart"/>
+      <w:r>
+        <w:rPr>
+          <w:b/>
+        </w:rPr>
+        <w:t>analysing</w:t>
+      </w:r>
+      <w:proofErr w:type="spellEnd"/>
+      <w:r>
+        <w:rPr>
+          <w:b/>
+        </w:rPr>
+        <w:t xml:space="preserve"> trip trends across time, days and months.</w:t>
       </w:r>
     </w:p>
     <w:p/>
@@ -4885,7 +6501,23 @@
         </w:numPr>
       </w:pPr>
       <w:r>
-        <w:t>Extracted the hour, dayofweek and month from the pickup_datetime:</w:t>
+        <w:t xml:space="preserve">Extracted the hour, </w:t>
+      </w:r>
+      <w:proofErr w:type="spellStart"/>
+      <w:r>
+        <w:t>dayofweek</w:t>
+      </w:r>
+      <w:proofErr w:type="spellEnd"/>
+      <w:r>
+        <w:t xml:space="preserve"> and month from the </w:t>
+      </w:r>
+      <w:proofErr w:type="spellStart"/>
+      <w:r>
+        <w:t>pickup_datetime</w:t>
+      </w:r>
+      <w:proofErr w:type="spellEnd"/>
+      <w:r>
+        <w:t>:</w:t>
       </w:r>
     </w:p>
     <w:p>
@@ -4897,7 +6529,15 @@
         </w:numPr>
       </w:pPr>
       <w:r>
-        <w:t>Aggregated the demand by location, hour,day and month</w:t>
+        <w:t xml:space="preserve">Aggregated the demand by location, </w:t>
+      </w:r>
+      <w:proofErr w:type="spellStart"/>
+      <w:r>
+        <w:t>hour,day</w:t>
+      </w:r>
+      <w:proofErr w:type="spellEnd"/>
+      <w:r>
+        <w:t xml:space="preserve"> and month</w:t>
       </w:r>
     </w:p>
     <w:p>
@@ -4909,7 +6549,15 @@
         </w:numPr>
       </w:pPr>
       <w:r>
-        <w:t>Created a method positioning_strategy by setting positioning rules specific to morning commute, evening commute and late night commutes:</w:t>
+        <w:t xml:space="preserve">Created a method </w:t>
+      </w:r>
+      <w:proofErr w:type="spellStart"/>
+      <w:r>
+        <w:t>positioning_strategy</w:t>
+      </w:r>
+      <w:proofErr w:type="spellEnd"/>
+      <w:r>
+        <w:t xml:space="preserve"> by setting positioning rules specific to morning commute, evening commute and late night commutes:</w:t>
       </w:r>
     </w:p>
     <w:p>
@@ -4921,7 +6569,15 @@
         </w:numPr>
       </w:pPr>
       <w:r>
-        <w:t>Likewise created methods for day strategy (considering weekends), month strategy (considering holiday season during year end)</w:t>
+        <w:t xml:space="preserve">Likewise created methods for day strategy (considering weekends), month strategy (considering holiday season during </w:t>
+      </w:r>
+      <w:proofErr w:type="spellStart"/>
+      <w:r>
+        <w:t>year end</w:t>
+      </w:r>
+      <w:proofErr w:type="spellEnd"/>
+      <w:r>
+        <w:t>)</w:t>
       </w:r>
     </w:p>
     <w:p>
@@ -4933,7 +6589,31 @@
         </w:numPr>
       </w:pPr>
       <w:r>
-        <w:t xml:space="preserve">Applied the strategy on the data and filtered data for time_strategy, day_strategy and month_strategy: </w:t>
+        <w:t xml:space="preserve">Applied the strategy on the data and filtered data for </w:t>
+      </w:r>
+      <w:proofErr w:type="spellStart"/>
+      <w:r>
+        <w:t>time_strategy</w:t>
+      </w:r>
+      <w:proofErr w:type="spellEnd"/>
+      <w:r>
+        <w:t xml:space="preserve">, </w:t>
+      </w:r>
+      <w:proofErr w:type="spellStart"/>
+      <w:r>
+        <w:t>day_strategy</w:t>
+      </w:r>
+      <w:proofErr w:type="spellEnd"/>
+      <w:r>
+        <w:t xml:space="preserve"> and </w:t>
+      </w:r>
+      <w:proofErr w:type="spellStart"/>
+      <w:r>
+        <w:t>month_strategy</w:t>
+      </w:r>
+      <w:proofErr w:type="spellEnd"/>
+      <w:r>
+        <w:t xml:space="preserve">: </w:t>
       </w:r>
     </w:p>
     <w:p>
@@ -5042,9 +6722,27 @@
           <w:numId w:val="5"/>
         </w:numPr>
       </w:pPr>
-      <w:r>
-        <w:t>Fare_per_mile is computed by dividing the fare_amount by trip_distance</w:t>
-      </w:r>
+      <w:proofErr w:type="spellStart"/>
+      <w:r>
+        <w:t>Fare_per_mile</w:t>
+      </w:r>
+      <w:proofErr w:type="spellEnd"/>
+      <w:r>
+        <w:t xml:space="preserve"> is computed by dividing the </w:t>
+      </w:r>
+      <w:proofErr w:type="spellStart"/>
+      <w:r>
+        <w:t>fare_amount</w:t>
+      </w:r>
+      <w:proofErr w:type="spellEnd"/>
+      <w:r>
+        <w:t xml:space="preserve"> by </w:t>
+      </w:r>
+      <w:proofErr w:type="spellStart"/>
+      <w:r>
+        <w:t>trip_distance</w:t>
+      </w:r>
+      <w:proofErr w:type="spellEnd"/>
     </w:p>
     <w:p>
       <w:pPr>
@@ -5055,7 +6753,23 @@
         </w:numPr>
       </w:pPr>
       <w:r>
-        <w:t xml:space="preserve">Extracted the hour and day_of_week from the pickup_datetime and defined a rule based pricing strategy defining the distance tier </w:t>
+        <w:t xml:space="preserve">Extracted the hour and </w:t>
+      </w:r>
+      <w:proofErr w:type="spellStart"/>
+      <w:r>
+        <w:t>day_of_week</w:t>
+      </w:r>
+      <w:proofErr w:type="spellEnd"/>
+      <w:r>
+        <w:t xml:space="preserve"> from the </w:t>
+      </w:r>
+      <w:proofErr w:type="spellStart"/>
+      <w:r>
+        <w:t>pickup_datetime</w:t>
+      </w:r>
+      <w:proofErr w:type="spellEnd"/>
+      <w:r>
+        <w:t xml:space="preserve"> and defined a rule based pricing strategy defining the distance tier </w:t>
       </w:r>
       <w:r>
         <w:t>rule</w:t>
@@ -5073,8 +6787,21 @@
         </w:numPr>
       </w:pPr>
       <w:r>
-        <w:t>Setting the base_fare based on the trip_distance</w:t>
-      </w:r>
+        <w:t xml:space="preserve">Setting the </w:t>
+      </w:r>
+      <w:proofErr w:type="spellStart"/>
+      <w:r>
+        <w:t>base_fare</w:t>
+      </w:r>
+      <w:proofErr w:type="spellEnd"/>
+      <w:r>
+        <w:t xml:space="preserve"> based on the </w:t>
+      </w:r>
+      <w:proofErr w:type="spellStart"/>
+      <w:r>
+        <w:t>trip_distance</w:t>
+      </w:r>
+      <w:proofErr w:type="spellEnd"/>
     </w:p>
     <w:p>
       <w:pPr>
@@ -5085,7 +6812,23 @@
         </w:numPr>
       </w:pPr>
       <w:r>
-        <w:t>Setting the base_fare based on the pick up time of the day</w:t>
+        <w:t xml:space="preserve">Setting the </w:t>
+      </w:r>
+      <w:proofErr w:type="spellStart"/>
+      <w:r>
+        <w:t>base_fare</w:t>
+      </w:r>
+      <w:proofErr w:type="spellEnd"/>
+      <w:r>
+        <w:t xml:space="preserve"> based on the </w:t>
+      </w:r>
+      <w:proofErr w:type="spellStart"/>
+      <w:r>
+        <w:t>pick up</w:t>
+      </w:r>
+      <w:proofErr w:type="spellEnd"/>
+      <w:r>
+        <w:t xml:space="preserve"> time of the day</w:t>
       </w:r>
     </w:p>
     <w:p>
@@ -5097,7 +6840,15 @@
         </w:numPr>
       </w:pPr>
       <w:r>
-        <w:t>Setting the base_fare based on the day of the week (Weekend/Weekday)</w:t>
+        <w:t xml:space="preserve">Setting the </w:t>
+      </w:r>
+      <w:proofErr w:type="spellStart"/>
+      <w:r>
+        <w:t>base_fare</w:t>
+      </w:r>
+      <w:proofErr w:type="spellEnd"/>
+      <w:r>
+        <w:t xml:space="preserve"> based on the day of the week (Weekend/Weekday)</w:t>
       </w:r>
     </w:p>
     <w:p>
@@ -5112,7 +6863,15 @@
         <w:t>Applied the strategy on the dataset</w:t>
       </w:r>
       <w:r>
-        <w:t xml:space="preserve"> and calculated the optimal_fare_per_mile:</w:t>
+        <w:t xml:space="preserve"> and calculated the </w:t>
+      </w:r>
+      <w:proofErr w:type="spellStart"/>
+      <w:r>
+        <w:t>optimal_fare_per_mile</w:t>
+      </w:r>
+      <w:proofErr w:type="spellEnd"/>
+      <w:r>
+        <w:t>:</w:t>
       </w:r>
     </w:p>
     <w:p>
@@ -5124,8 +6883,37 @@
         </w:numPr>
       </w:pPr>
       <w:r>
-        <w:t>Calculated current_revenue and new_revenue based on current fare_per_mile and optimal_fare_per_mile</w:t>
-      </w:r>
+        <w:t xml:space="preserve">Calculated </w:t>
+      </w:r>
+      <w:proofErr w:type="spellStart"/>
+      <w:r>
+        <w:t>current_revenue</w:t>
+      </w:r>
+      <w:proofErr w:type="spellEnd"/>
+      <w:r>
+        <w:t xml:space="preserve"> and </w:t>
+      </w:r>
+      <w:proofErr w:type="spellStart"/>
+      <w:r>
+        <w:t>new_revenue</w:t>
+      </w:r>
+      <w:proofErr w:type="spellEnd"/>
+      <w:r>
+        <w:t xml:space="preserve"> based on current </w:t>
+      </w:r>
+      <w:proofErr w:type="spellStart"/>
+      <w:r>
+        <w:t>fare_per_mile</w:t>
+      </w:r>
+      <w:proofErr w:type="spellEnd"/>
+      <w:r>
+        <w:t xml:space="preserve"> and </w:t>
+      </w:r>
+      <w:proofErr w:type="spellStart"/>
+      <w:r>
+        <w:t>optimal_fare_per_mile</w:t>
+      </w:r>
+      <w:proofErr w:type="spellEnd"/>
     </w:p>
     <w:p>
       <w:pPr>
@@ -5136,7 +6924,31 @@
         </w:numPr>
       </w:pPr>
       <w:r>
-        <w:t xml:space="preserve">Created summary by grouping data based on vendor_id, current_revenue and new_revenue: </w:t>
+        <w:t xml:space="preserve">Created summary by grouping data based on </w:t>
+      </w:r>
+      <w:proofErr w:type="spellStart"/>
+      <w:r>
+        <w:t>vendor_id</w:t>
+      </w:r>
+      <w:proofErr w:type="spellEnd"/>
+      <w:r>
+        <w:t xml:space="preserve">, </w:t>
+      </w:r>
+      <w:proofErr w:type="spellStart"/>
+      <w:r>
+        <w:t>current_revenue</w:t>
+      </w:r>
+      <w:proofErr w:type="spellEnd"/>
+      <w:r>
+        <w:t xml:space="preserve"> and </w:t>
+      </w:r>
+      <w:proofErr w:type="spellStart"/>
+      <w:r>
+        <w:t>new_revenue</w:t>
+      </w:r>
+      <w:proofErr w:type="spellEnd"/>
+      <w:r>
+        <w:t xml:space="preserve">: </w:t>
       </w:r>
     </w:p>
     <w:p>
